--- a/Evidence/69524-Localized-Form-Messages-Validation-Report.docx
+++ b/Evidence/69524-Localized-Form-Messages-Validation-Report.docx
@@ -7,14 +7,14 @@
         <w:pStyle w:val="Title"/>
         <w:jc w:val="center"/>
         <w:rPr>
-          <w:sz w:val="22"/>
-          <w:szCs w:val="22"/>
+          <w:sz w:val="24"/>
+          <w:szCs w:val="24"/>
         </w:rPr>
       </w:pPr>
       <w:r>
         <w:rPr>
-          <w:sz w:val="22"/>
-          <w:szCs w:val="22"/>
+          <w:sz w:val="24"/>
+          <w:szCs w:val="24"/>
         </w:rPr>
         <w:t>Localized Form Messages Validation Report</w:t>
       </w:r>
@@ -23,14 +23,14 @@
       <w:pPr>
         <w:pStyle w:val="Heading1"/>
         <w:rPr>
-          <w:sz w:val="22"/>
-          <w:szCs w:val="22"/>
+          <w:sz w:val="24"/>
+          <w:szCs w:val="24"/>
         </w:rPr>
       </w:pPr>
       <w:r>
         <w:rPr>
-          <w:sz w:val="22"/>
-          <w:szCs w:val="22"/>
+          <w:sz w:val="24"/>
+          <w:szCs w:val="24"/>
         </w:rPr>
         <w:t>Test Report: Localized Form Messages in Static and Interactive Blazor</w:t>
       </w:r>
@@ -66,14 +66,16 @@
           <w:p>
             <w:pPr>
               <w:rPr>
-                <w:sz w:val="22"/>
+                <w:sz w:val="24"/>
+                <w:szCs w:val="24"/>
               </w:rPr>
             </w:pPr>
             <w:r>
               <w:rPr>
                 <w:b/>
                 <w:color w:val="1F4E79"/>
-                <w:sz w:val="22"/>
+                <w:sz w:val="24"/>
+                <w:szCs w:val="24"/>
               </w:rPr>
               <w:t>Item</w:t>
             </w:r>
@@ -94,14 +96,16 @@
           <w:p>
             <w:pPr>
               <w:rPr>
-                <w:sz w:val="22"/>
+                <w:sz w:val="24"/>
+                <w:szCs w:val="24"/>
               </w:rPr>
             </w:pPr>
             <w:r>
               <w:rPr>
                 <w:b/>
                 <w:color w:val="1F4E79"/>
-                <w:sz w:val="22"/>
+                <w:sz w:val="24"/>
+                <w:szCs w:val="24"/>
               </w:rPr>
               <w:t>Value</w:t>
             </w:r>
@@ -126,12 +130,14 @@
           <w:p>
             <w:pPr>
               <w:rPr>
-                <w:sz w:val="22"/>
+                <w:sz w:val="24"/>
+                <w:szCs w:val="24"/>
               </w:rPr>
             </w:pPr>
             <w:r>
               <w:rPr>
-                <w:sz w:val="22"/>
+                <w:sz w:val="24"/>
+                <w:szCs w:val="24"/>
               </w:rPr>
               <w:t>Issue</w:t>
             </w:r>
@@ -151,12 +157,14 @@
           <w:p>
             <w:pPr>
               <w:rPr>
-                <w:sz w:val="22"/>
+                <w:sz w:val="24"/>
+                <w:szCs w:val="24"/>
               </w:rPr>
             </w:pPr>
             <w:r>
               <w:rPr>
-                <w:sz w:val="22"/>
+                <w:sz w:val="24"/>
+                <w:szCs w:val="24"/>
               </w:rPr>
               <w:t>dotnet/aspnetcore #69524</w:t>
             </w:r>
@@ -181,12 +189,14 @@
           <w:p>
             <w:pPr>
               <w:rPr>
-                <w:sz w:val="22"/>
+                <w:sz w:val="24"/>
+                <w:szCs w:val="24"/>
               </w:rPr>
             </w:pPr>
             <w:r>
               <w:rPr>
-                <w:sz w:val="22"/>
+                <w:sz w:val="24"/>
+                <w:szCs w:val="24"/>
               </w:rPr>
               <w:t>Validation Manual</w:t>
             </w:r>
@@ -206,12 +216,14 @@
           <w:p>
             <w:pPr>
               <w:rPr>
-                <w:sz w:val="22"/>
+                <w:sz w:val="24"/>
+                <w:szCs w:val="24"/>
               </w:rPr>
             </w:pPr>
             <w:r>
               <w:rPr>
-                <w:sz w:val="22"/>
+                <w:sz w:val="24"/>
+                <w:szCs w:val="24"/>
               </w:rPr>
               <w:t>dotnet/aspnetcore #69524</w:t>
             </w:r>
@@ -236,12 +248,14 @@
           <w:p>
             <w:pPr>
               <w:rPr>
-                <w:sz w:val="22"/>
+                <w:sz w:val="24"/>
+                <w:szCs w:val="24"/>
               </w:rPr>
             </w:pPr>
             <w:r>
               <w:rPr>
-                <w:sz w:val="22"/>
+                <w:sz w:val="24"/>
+                <w:szCs w:val="24"/>
               </w:rPr>
               <w:t>Tester</w:t>
             </w:r>
@@ -261,12 +275,14 @@
           <w:p>
             <w:pPr>
               <w:rPr>
-                <w:sz w:val="22"/>
+                <w:sz w:val="24"/>
+                <w:szCs w:val="24"/>
               </w:rPr>
             </w:pPr>
             <w:r>
               <w:rPr>
-                <w:sz w:val="22"/>
+                <w:sz w:val="24"/>
+                <w:szCs w:val="24"/>
               </w:rPr>
               <w:t>@irfanajaffer</w:t>
             </w:r>
@@ -291,12 +307,14 @@
           <w:p>
             <w:pPr>
               <w:rPr>
-                <w:sz w:val="22"/>
+                <w:sz w:val="24"/>
+                <w:szCs w:val="24"/>
               </w:rPr>
             </w:pPr>
             <w:r>
               <w:rPr>
-                <w:sz w:val="22"/>
+                <w:sz w:val="24"/>
+                <w:szCs w:val="24"/>
               </w:rPr>
               <w:t>Sample repo</w:t>
             </w:r>
@@ -316,19 +334,19 @@
           <w:p>
             <w:pPr>
               <w:rPr>
-                <w:sz w:val="22"/>
+                <w:sz w:val="24"/>
+                <w:szCs w:val="24"/>
               </w:rPr>
             </w:pPr>
             <w:hyperlink r:id="rId8" w:history="1">
-              <w:proofErr w:type="spellStart"/>
               <w:r>
                 <w:rPr>
                   <w:rStyle w:val="Hyperlink"/>
-                  <w:sz w:val="22"/>
+                  <w:sz w:val="24"/>
+                  <w:szCs w:val="24"/>
                 </w:rPr>
                 <w:t>BlazorLocalizedFormValidation</w:t>
               </w:r>
-              <w:proofErr w:type="spellEnd"/>
             </w:hyperlink>
           </w:p>
         </w:tc>
@@ -351,12 +369,14 @@
           <w:p>
             <w:pPr>
               <w:rPr>
-                <w:sz w:val="22"/>
+                <w:sz w:val="24"/>
+                <w:szCs w:val="24"/>
               </w:rPr>
             </w:pPr>
             <w:r>
               <w:rPr>
-                <w:sz w:val="22"/>
+                <w:sz w:val="24"/>
+                <w:szCs w:val="24"/>
               </w:rPr>
               <w:t>Date</w:t>
             </w:r>
@@ -376,12 +396,14 @@
           <w:p>
             <w:pPr>
               <w:rPr>
-                <w:sz w:val="22"/>
+                <w:sz w:val="24"/>
+                <w:szCs w:val="24"/>
               </w:rPr>
             </w:pPr>
             <w:r>
               <w:rPr>
-                <w:sz w:val="22"/>
+                <w:sz w:val="24"/>
+                <w:szCs w:val="24"/>
               </w:rPr>
               <w:t>September 28, 2026</w:t>
             </w:r>
@@ -406,12 +428,14 @@
           <w:p>
             <w:pPr>
               <w:rPr>
-                <w:sz w:val="22"/>
+                <w:sz w:val="24"/>
+                <w:szCs w:val="24"/>
               </w:rPr>
             </w:pPr>
             <w:r>
               <w:rPr>
-                <w:sz w:val="22"/>
+                <w:sz w:val="24"/>
+                <w:szCs w:val="24"/>
               </w:rPr>
               <w:t>Result</w:t>
             </w:r>
@@ -431,15 +455,17 @@
           <w:p>
             <w:pPr>
               <w:rPr>
-                <w:sz w:val="22"/>
+                <w:sz w:val="24"/>
+                <w:szCs w:val="24"/>
               </w:rPr>
             </w:pPr>
             <w:r>
               <w:rPr>
                 <w:b/>
-                <w:sz w:val="22"/>
+                <w:sz w:val="24"/>
+                <w:szCs w:val="24"/>
               </w:rPr>
-              <w:t>Passed with one known issue identified</w:t>
+              <w:t>Passed with one issue identified</w:t>
             </w:r>
           </w:p>
         </w:tc>
@@ -448,7 +474,8 @@
     <w:p>
       <w:pPr>
         <w:rPr>
-          <w:sz w:val="22"/>
+          <w:sz w:val="24"/>
+          <w:szCs w:val="24"/>
         </w:rPr>
       </w:pPr>
     </w:p>
@@ -456,14 +483,14 @@
       <w:pPr>
         <w:pStyle w:val="Heading2"/>
         <w:rPr>
-          <w:sz w:val="22"/>
-          <w:szCs w:val="22"/>
+          <w:sz w:val="24"/>
+          <w:szCs w:val="24"/>
         </w:rPr>
       </w:pPr>
       <w:r>
         <w:rPr>
-          <w:sz w:val="22"/>
-          <w:szCs w:val="22"/>
+          <w:sz w:val="24"/>
+          <w:szCs w:val="24"/>
         </w:rPr>
         <w:t>Test Setup</w:t>
       </w:r>
@@ -472,12 +499,14 @@
       <w:pPr>
         <w:pStyle w:val="ListBullet"/>
         <w:rPr>
-          <w:sz w:val="22"/>
+          <w:sz w:val="24"/>
+          <w:szCs w:val="24"/>
         </w:rPr>
       </w:pPr>
       <w:r>
         <w:rPr>
-          <w:sz w:val="22"/>
+          <w:sz w:val="24"/>
+          <w:szCs w:val="24"/>
         </w:rPr>
         <w:t>Windows 11 x64</w:t>
       </w:r>
@@ -486,12 +515,14 @@
       <w:pPr>
         <w:pStyle w:val="ListBullet"/>
         <w:rPr>
-          <w:sz w:val="22"/>
+          <w:sz w:val="24"/>
+          <w:szCs w:val="24"/>
         </w:rPr>
       </w:pPr>
       <w:r>
         <w:rPr>
-          <w:sz w:val="22"/>
+          <w:sz w:val="24"/>
+          <w:szCs w:val="24"/>
         </w:rPr>
         <w:t>.NET SDK 11 RC1 or later</w:t>
       </w:r>
@@ -500,12 +531,14 @@
       <w:pPr>
         <w:pStyle w:val="ListBullet"/>
         <w:rPr>
-          <w:sz w:val="22"/>
+          <w:sz w:val="24"/>
+          <w:szCs w:val="24"/>
         </w:rPr>
       </w:pPr>
       <w:r>
         <w:rPr>
-          <w:sz w:val="22"/>
+          <w:sz w:val="24"/>
+          <w:szCs w:val="24"/>
         </w:rPr>
         <w:t>Google Chrome 151</w:t>
       </w:r>
@@ -514,12 +547,14 @@
       <w:pPr>
         <w:pStyle w:val="ListBullet"/>
         <w:rPr>
-          <w:sz w:val="22"/>
+          <w:sz w:val="24"/>
+          <w:szCs w:val="24"/>
         </w:rPr>
       </w:pPr>
       <w:r>
         <w:rPr>
-          <w:sz w:val="22"/>
+          <w:sz w:val="24"/>
+          <w:szCs w:val="24"/>
         </w:rPr>
         <w:t>Visual Studio 2022 17.10.2</w:t>
       </w:r>
@@ -528,12 +563,14 @@
       <w:pPr>
         <w:pStyle w:val="ListBullet"/>
         <w:rPr>
-          <w:sz w:val="22"/>
+          <w:sz w:val="24"/>
+          <w:szCs w:val="24"/>
         </w:rPr>
       </w:pPr>
       <w:r>
         <w:rPr>
-          <w:sz w:val="22"/>
+          <w:sz w:val="24"/>
+          <w:szCs w:val="24"/>
         </w:rPr>
         <w:t>Blazor Web App - Static SSR</w:t>
       </w:r>
@@ -542,12 +579,14 @@
       <w:pPr>
         <w:pStyle w:val="ListBullet"/>
         <w:rPr>
-          <w:sz w:val="22"/>
+          <w:sz w:val="24"/>
+          <w:szCs w:val="24"/>
         </w:rPr>
       </w:pPr>
       <w:r>
         <w:rPr>
-          <w:sz w:val="22"/>
+          <w:sz w:val="24"/>
+          <w:szCs w:val="24"/>
         </w:rPr>
         <w:t>Blazor Web App - Interactive WebAssembly</w:t>
       </w:r>
@@ -556,12 +595,14 @@
       <w:pPr>
         <w:pStyle w:val="ListBullet"/>
         <w:rPr>
-          <w:sz w:val="22"/>
+          <w:sz w:val="24"/>
+          <w:szCs w:val="24"/>
         </w:rPr>
       </w:pPr>
       <w:r>
         <w:rPr>
-          <w:sz w:val="22"/>
+          <w:sz w:val="24"/>
+          <w:szCs w:val="24"/>
         </w:rPr>
         <w:t>Two non-English UI cultures</w:t>
       </w:r>
@@ -570,12 +611,14 @@
       <w:pPr>
         <w:pStyle w:val="ListBullet"/>
         <w:rPr>
-          <w:sz w:val="22"/>
+          <w:sz w:val="24"/>
+          <w:szCs w:val="24"/>
         </w:rPr>
       </w:pPr>
       <w:r>
         <w:rPr>
-          <w:sz w:val="22"/>
+          <w:sz w:val="24"/>
+          <w:szCs w:val="24"/>
         </w:rPr>
         <w:t>Shared [ValidatableType] ContactModel and colocated resources</w:t>
       </w:r>
@@ -584,14 +627,14 @@
       <w:pPr>
         <w:pStyle w:val="Heading2"/>
         <w:rPr>
-          <w:sz w:val="22"/>
-          <w:szCs w:val="22"/>
+          <w:sz w:val="24"/>
+          <w:szCs w:val="24"/>
         </w:rPr>
       </w:pPr>
       <w:r>
         <w:rPr>
-          <w:sz w:val="22"/>
-          <w:szCs w:val="22"/>
+          <w:sz w:val="24"/>
+          <w:szCs w:val="24"/>
         </w:rPr>
         <w:t>What Was Tested</w:t>
       </w:r>
@@ -600,12 +643,14 @@
       <w:pPr>
         <w:pStyle w:val="ListBullet"/>
         <w:rPr>
-          <w:sz w:val="22"/>
+          <w:sz w:val="24"/>
+          <w:szCs w:val="24"/>
         </w:rPr>
       </w:pPr>
       <w:r>
         <w:rPr>
-          <w:sz w:val="22"/>
+          <w:sz w:val="24"/>
+          <w:szCs w:val="24"/>
         </w:rPr>
         <w:t>Localized validation messages for a multilingual contact form in Static SSR and Interactive WebAssembly.</w:t>
       </w:r>
@@ -614,12 +659,14 @@
       <w:pPr>
         <w:pStyle w:val="ListBullet"/>
         <w:rPr>
-          <w:sz w:val="22"/>
+          <w:sz w:val="24"/>
+          <w:szCs w:val="24"/>
         </w:rPr>
       </w:pPr>
       <w:r>
         <w:rPr>
-          <w:sz w:val="22"/>
+          <w:sz w:val="24"/>
+          <w:szCs w:val="24"/>
         </w:rPr>
         <w:t>Language A translations for display names, the conventional Required error key, and the explicit Email error key.</w:t>
       </w:r>
@@ -628,12 +675,14 @@
       <w:pPr>
         <w:pStyle w:val="ListBullet"/>
         <w:rPr>
-          <w:sz w:val="22"/>
+          <w:sz w:val="24"/>
+          <w:szCs w:val="24"/>
         </w:rPr>
       </w:pPr>
       <w:r>
         <w:rPr>
-          <w:sz w:val="22"/>
+          <w:sz w:val="24"/>
+          <w:szCs w:val="24"/>
         </w:rPr>
         <w:t>Language B translations for display names and the explicit Email error key, with the Name conventional key intentionally untranslated.</w:t>
       </w:r>
@@ -642,12 +691,14 @@
       <w:pPr>
         <w:pStyle w:val="ListBullet"/>
         <w:rPr>
-          <w:sz w:val="22"/>
+          <w:sz w:val="24"/>
+          <w:szCs w:val="24"/>
         </w:rPr>
       </w:pPr>
       <w:r>
         <w:rPr>
-          <w:sz w:val="22"/>
+          <w:sz w:val="24"/>
+          <w:szCs w:val="24"/>
         </w:rPr>
         <w:t>Current UI culture indicator and message consistency across both rendering modes.</w:t>
       </w:r>
@@ -656,12 +707,14 @@
       <w:pPr>
         <w:pStyle w:val="ListBullet"/>
         <w:rPr>
-          <w:sz w:val="22"/>
+          <w:sz w:val="24"/>
+          <w:szCs w:val="24"/>
         </w:rPr>
       </w:pPr>
       <w:r>
         <w:rPr>
-          <w:sz w:val="22"/>
+          <w:sz w:val="24"/>
+          <w:szCs w:val="24"/>
         </w:rPr>
         <w:t>Validation behavior when Name and Email are empty and when both fields are corrected.</w:t>
       </w:r>
@@ -670,12 +723,14 @@
       <w:pPr>
         <w:pStyle w:val="ListBullet"/>
         <w:rPr>
-          <w:sz w:val="22"/>
+          <w:sz w:val="24"/>
+          <w:szCs w:val="24"/>
         </w:rPr>
       </w:pPr>
       <w:r>
         <w:rPr>
-          <w:sz w:val="22"/>
+          <w:sz w:val="24"/>
+          <w:szCs w:val="24"/>
         </w:rPr>
         <w:t>Registration of AddValidation, AddLocalization, and both UI cultures for server rendering and WebAssembly.</w:t>
       </w:r>
@@ -684,14 +739,14 @@
       <w:pPr>
         <w:pStyle w:val="Heading2"/>
         <w:rPr>
-          <w:sz w:val="22"/>
-          <w:szCs w:val="22"/>
+          <w:sz w:val="24"/>
+          <w:szCs w:val="24"/>
         </w:rPr>
       </w:pPr>
       <w:r>
         <w:rPr>
-          <w:sz w:val="22"/>
-          <w:szCs w:val="22"/>
+          <w:sz w:val="24"/>
+          <w:szCs w:val="24"/>
         </w:rPr>
         <w:t>Also Exercised</w:t>
       </w:r>
@@ -699,12 +754,14 @@
     <w:p>
       <w:pPr>
         <w:rPr>
-          <w:sz w:val="22"/>
+          <w:sz w:val="24"/>
+          <w:szCs w:val="24"/>
         </w:rPr>
       </w:pPr>
       <w:r>
         <w:rPr>
-          <w:sz w:val="22"/>
+          <w:sz w:val="24"/>
+          <w:szCs w:val="24"/>
         </w:rPr>
         <w:t>N/a</w:t>
       </w:r>
@@ -713,14 +770,14 @@
       <w:pPr>
         <w:pStyle w:val="Heading2"/>
         <w:rPr>
-          <w:sz w:val="22"/>
-          <w:szCs w:val="22"/>
+          <w:sz w:val="24"/>
+          <w:szCs w:val="24"/>
         </w:rPr>
       </w:pPr>
       <w:r>
         <w:rPr>
-          <w:sz w:val="22"/>
-          <w:szCs w:val="22"/>
+          <w:sz w:val="24"/>
+          <w:szCs w:val="24"/>
         </w:rPr>
         <w:lastRenderedPageBreak/>
         <w:t>Validation Results</w:t>
@@ -734,9 +791,9 @@
         <w:tblLook w:val="04A0" w:firstRow="1" w:lastRow="0" w:firstColumn="1" w:lastColumn="0" w:noHBand="0" w:noVBand="1"/>
       </w:tblPr>
       <w:tblGrid>
-        <w:gridCol w:w="2995"/>
-        <w:gridCol w:w="2395"/>
-        <w:gridCol w:w="4680"/>
+        <w:gridCol w:w="2937"/>
+        <w:gridCol w:w="2593"/>
+        <w:gridCol w:w="4540"/>
       </w:tblGrid>
       <w:tr>
         <w:trPr>
@@ -758,14 +815,16 @@
           <w:p>
             <w:pPr>
               <w:rPr>
-                <w:sz w:val="22"/>
+                <w:sz w:val="24"/>
+                <w:szCs w:val="24"/>
               </w:rPr>
             </w:pPr>
             <w:r>
               <w:rPr>
                 <w:b/>
                 <w:color w:val="1F4E79"/>
-                <w:sz w:val="22"/>
+                <w:sz w:val="24"/>
+                <w:szCs w:val="24"/>
               </w:rPr>
               <w:t>Check</w:t>
             </w:r>
@@ -786,14 +845,16 @@
           <w:p>
             <w:pPr>
               <w:rPr>
-                <w:sz w:val="22"/>
+                <w:sz w:val="24"/>
+                <w:szCs w:val="24"/>
               </w:rPr>
             </w:pPr>
             <w:r>
               <w:rPr>
                 <w:b/>
                 <w:color w:val="1F4E79"/>
-                <w:sz w:val="22"/>
+                <w:sz w:val="24"/>
+                <w:szCs w:val="24"/>
               </w:rPr>
               <w:t>Result</w:t>
             </w:r>
@@ -814,14 +875,16 @@
           <w:p>
             <w:pPr>
               <w:rPr>
-                <w:sz w:val="22"/>
+                <w:sz w:val="24"/>
+                <w:szCs w:val="24"/>
               </w:rPr>
             </w:pPr>
             <w:r>
               <w:rPr>
                 <w:b/>
                 <w:color w:val="1F4E79"/>
-                <w:sz w:val="22"/>
+                <w:sz w:val="24"/>
+                <w:szCs w:val="24"/>
               </w:rPr>
               <w:t>Expected Output</w:t>
             </w:r>
@@ -846,12 +909,14 @@
           <w:p>
             <w:pPr>
               <w:rPr>
-                <w:sz w:val="22"/>
+                <w:sz w:val="24"/>
+                <w:szCs w:val="24"/>
               </w:rPr>
             </w:pPr>
             <w:r>
               <w:rPr>
-                <w:sz w:val="22"/>
+                <w:sz w:val="24"/>
+                <w:szCs w:val="24"/>
               </w:rPr>
               <w:t>Static SSR - Language A empty submission</w:t>
             </w:r>
@@ -871,12 +936,14 @@
           <w:p>
             <w:pPr>
               <w:rPr>
-                <w:sz w:val="22"/>
+                <w:sz w:val="24"/>
+                <w:szCs w:val="24"/>
               </w:rPr>
             </w:pPr>
             <w:r>
               <w:rPr>
-                <w:sz w:val="22"/>
+                <w:sz w:val="24"/>
+                <w:szCs w:val="24"/>
               </w:rPr>
               <w:t>pass</w:t>
             </w:r>
@@ -896,12 +963,14 @@
           <w:p>
             <w:pPr>
               <w:rPr>
-                <w:sz w:val="22"/>
+                <w:sz w:val="24"/>
+                <w:szCs w:val="24"/>
               </w:rPr>
             </w:pPr>
             <w:r>
               <w:rPr>
-                <w:sz w:val="22"/>
+                <w:sz w:val="24"/>
+                <w:szCs w:val="24"/>
               </w:rPr>
               <w:t>Translated Name and Email validation messages are shown, and the visible UI culture matches Language A.</w:t>
             </w:r>
@@ -926,12 +995,14 @@
           <w:p>
             <w:pPr>
               <w:rPr>
-                <w:sz w:val="22"/>
+                <w:sz w:val="24"/>
+                <w:szCs w:val="24"/>
               </w:rPr>
             </w:pPr>
             <w:r>
               <w:rPr>
-                <w:sz w:val="22"/>
+                <w:sz w:val="24"/>
+                <w:szCs w:val="24"/>
               </w:rPr>
               <w:t>Interactive WebAssembly - Language A empty submission</w:t>
             </w:r>
@@ -951,12 +1022,14 @@
           <w:p>
             <w:pPr>
               <w:rPr>
-                <w:sz w:val="22"/>
+                <w:sz w:val="24"/>
+                <w:szCs w:val="24"/>
               </w:rPr>
             </w:pPr>
             <w:r>
               <w:rPr>
-                <w:sz w:val="22"/>
+                <w:sz w:val="24"/>
+                <w:szCs w:val="24"/>
               </w:rPr>
               <w:t>Fail,</w:t>
             </w:r>
@@ -966,7 +1039,8 @@
                 <w:b/>
                 <w:bCs/>
                 <w:color w:val="569CD6"/>
-                <w:sz w:val="22"/>
+                <w:sz w:val="24"/>
+                <w:szCs w:val="24"/>
                 <w:lang w:bidi="ta-IN"/>
               </w:rPr>
               <w:t xml:space="preserve"> </w:t>
@@ -975,33 +1049,17 @@
               <w:rPr>
                 <w:b/>
                 <w:bCs/>
-                <w:sz w:val="22"/>
+                <w:sz w:val="24"/>
+                <w:szCs w:val="24"/>
               </w:rPr>
-              <w:t xml:space="preserve">missing-resource-key fallback leaks raw key in Interactive </w:t>
-            </w:r>
-            <w:proofErr w:type="spellStart"/>
-            <w:r>
-              <w:rPr>
-                <w:b/>
-                <w:bCs/>
-                <w:sz w:val="22"/>
-              </w:rPr>
-              <w:t>WebAssembly</w:t>
-            </w:r>
-            <w:proofErr w:type="spellEnd"/>
-            <w:r>
-              <w:rPr>
-                <w:b/>
-                <w:bCs/>
-                <w:sz w:val="22"/>
-              </w:rPr>
-              <w:t>/Server</w:t>
+              <w:t>missing-resource-key fallback leaks raw key in Interactive WebAssembly/Server</w:t>
             </w:r>
           </w:p>
           <w:p>
             <w:pPr>
               <w:rPr>
-                <w:sz w:val="22"/>
+                <w:sz w:val="24"/>
+                <w:szCs w:val="24"/>
               </w:rPr>
             </w:pPr>
           </w:p>
@@ -1020,12 +1078,14 @@
           <w:p>
             <w:pPr>
               <w:rPr>
-                <w:sz w:val="22"/>
+                <w:sz w:val="24"/>
+                <w:szCs w:val="24"/>
               </w:rPr>
             </w:pPr>
             <w:r>
               <w:rPr>
-                <w:sz w:val="22"/>
+                <w:sz w:val="24"/>
+                <w:szCs w:val="24"/>
               </w:rPr>
               <w:t>The same translated messages and UI culture shown in Static SSR are shown in Interactive WebAssembly.</w:t>
             </w:r>
@@ -1050,12 +1110,14 @@
           <w:p>
             <w:pPr>
               <w:rPr>
-                <w:sz w:val="22"/>
+                <w:sz w:val="24"/>
+                <w:szCs w:val="24"/>
               </w:rPr>
             </w:pPr>
             <w:r>
               <w:rPr>
-                <w:sz w:val="22"/>
+                <w:sz w:val="24"/>
+                <w:szCs w:val="24"/>
               </w:rPr>
               <w:t>Static SSR - Language B empty submission</w:t>
             </w:r>
@@ -1075,12 +1137,14 @@
           <w:p>
             <w:pPr>
               <w:rPr>
-                <w:sz w:val="22"/>
+                <w:sz w:val="24"/>
+                <w:szCs w:val="24"/>
               </w:rPr>
             </w:pPr>
             <w:r>
               <w:rPr>
-                <w:sz w:val="22"/>
+                <w:sz w:val="24"/>
+                <w:szCs w:val="24"/>
               </w:rPr>
               <w:t>pass</w:t>
             </w:r>
@@ -1100,12 +1164,14 @@
           <w:p>
             <w:pPr>
               <w:rPr>
-                <w:sz w:val="22"/>
+                <w:sz w:val="24"/>
+                <w:szCs w:val="24"/>
               </w:rPr>
             </w:pPr>
             <w:r>
               <w:rPr>
-                <w:sz w:val="22"/>
+                <w:sz w:val="24"/>
+                <w:szCs w:val="24"/>
               </w:rPr>
               <w:t>Email uses the translated explicit error key; Name falls back to its readable built-in validation message.</w:t>
             </w:r>
@@ -1130,12 +1196,14 @@
           <w:p>
             <w:pPr>
               <w:rPr>
-                <w:sz w:val="22"/>
+                <w:sz w:val="24"/>
+                <w:szCs w:val="24"/>
               </w:rPr>
             </w:pPr>
             <w:r>
               <w:rPr>
-                <w:sz w:val="22"/>
+                <w:sz w:val="24"/>
+                <w:szCs w:val="24"/>
               </w:rPr>
               <w:t>Interactive WebAssembly - Language B empty submission</w:t>
             </w:r>
@@ -1155,52 +1223,32 @@
           <w:p>
             <w:pPr>
               <w:rPr>
-                <w:sz w:val="22"/>
+                <w:sz w:val="24"/>
+                <w:szCs w:val="24"/>
               </w:rPr>
             </w:pPr>
             <w:r>
               <w:rPr>
-                <w:sz w:val="22"/>
+                <w:sz w:val="24"/>
+                <w:szCs w:val="24"/>
               </w:rPr>
-              <w:t>Fail,</w:t>
-            </w:r>
-            <w:r>
-              <w:rPr>
-                <w:sz w:val="22"/>
-              </w:rPr>
-              <w:t xml:space="preserve"> </w:t>
+              <w:t xml:space="preserve">Fail, </w:t>
             </w:r>
             <w:r>
               <w:rPr>
                 <w:b/>
                 <w:bCs/>
-                <w:sz w:val="22"/>
+                <w:sz w:val="24"/>
+                <w:szCs w:val="24"/>
               </w:rPr>
-              <w:t xml:space="preserve">missing-resource-key fallback leaks raw key in Interactive </w:t>
-            </w:r>
-            <w:proofErr w:type="spellStart"/>
-            <w:r>
-              <w:rPr>
-                <w:b/>
-                <w:bCs/>
-                <w:sz w:val="22"/>
-              </w:rPr>
-              <w:t>WebAssembly</w:t>
-            </w:r>
-            <w:proofErr w:type="spellEnd"/>
-            <w:r>
-              <w:rPr>
-                <w:b/>
-                <w:bCs/>
-                <w:sz w:val="22"/>
-              </w:rPr>
-              <w:t>/Server</w:t>
+              <w:t>missing-resource-key fallback leaks raw key in Interactive WebAssembly/Server</w:t>
             </w:r>
           </w:p>
           <w:p>
             <w:pPr>
               <w:rPr>
-                <w:sz w:val="22"/>
+                <w:sz w:val="24"/>
+                <w:szCs w:val="24"/>
               </w:rPr>
             </w:pPr>
           </w:p>
@@ -1219,12 +1267,14 @@
           <w:p>
             <w:pPr>
               <w:rPr>
-                <w:sz w:val="22"/>
+                <w:sz w:val="24"/>
+                <w:szCs w:val="24"/>
               </w:rPr>
             </w:pPr>
             <w:r>
               <w:rPr>
-                <w:sz w:val="22"/>
+                <w:sz w:val="24"/>
+                <w:szCs w:val="24"/>
               </w:rPr>
               <w:t>Email uses the translated explicit error key; Name falls back to its readable built-in validation message.</w:t>
             </w:r>
@@ -1249,12 +1299,14 @@
           <w:p>
             <w:pPr>
               <w:rPr>
-                <w:sz w:val="22"/>
+                <w:sz w:val="24"/>
+                <w:szCs w:val="24"/>
               </w:rPr>
             </w:pPr>
             <w:r>
               <w:rPr>
-                <w:sz w:val="22"/>
+                <w:sz w:val="24"/>
+                <w:szCs w:val="24"/>
               </w:rPr>
               <w:t>Cross-mode message consistency</w:t>
             </w:r>
@@ -1274,24 +1326,28 @@
           <w:p>
             <w:pPr>
               <w:rPr>
-                <w:sz w:val="22"/>
+                <w:sz w:val="24"/>
+                <w:szCs w:val="24"/>
               </w:rPr>
             </w:pPr>
             <w:r>
               <w:rPr>
-                <w:sz w:val="22"/>
+                <w:sz w:val="24"/>
+                <w:szCs w:val="24"/>
               </w:rPr>
               <w:t>P</w:t>
             </w:r>
             <w:r>
               <w:rPr>
-                <w:sz w:val="22"/>
+                <w:sz w:val="24"/>
+                <w:szCs w:val="24"/>
               </w:rPr>
               <w:t>ass</w:t>
             </w:r>
             <w:r>
               <w:rPr>
-                <w:sz w:val="22"/>
+                <w:sz w:val="24"/>
+                <w:szCs w:val="24"/>
               </w:rPr>
               <w:t xml:space="preserve"> with known different display messages for certain fields</w:t>
             </w:r>
@@ -1311,12 +1367,14 @@
           <w:p>
             <w:pPr>
               <w:rPr>
-                <w:sz w:val="22"/>
+                <w:sz w:val="24"/>
+                <w:szCs w:val="24"/>
               </w:rPr>
             </w:pPr>
             <w:r>
               <w:rPr>
-                <w:sz w:val="22"/>
+                <w:sz w:val="24"/>
+                <w:szCs w:val="24"/>
               </w:rPr>
               <w:t>For the same field and culture, Static SSR and Interactive WebAssembly display matching messages.</w:t>
             </w:r>
@@ -1341,12 +1399,14 @@
           <w:p>
             <w:pPr>
               <w:rPr>
-                <w:sz w:val="22"/>
+                <w:sz w:val="24"/>
+                <w:szCs w:val="24"/>
               </w:rPr>
             </w:pPr>
             <w:r>
               <w:rPr>
-                <w:sz w:val="22"/>
+                <w:sz w:val="24"/>
+                <w:szCs w:val="24"/>
               </w:rPr>
               <w:t>Display name localization</w:t>
             </w:r>
@@ -1366,12 +1426,14 @@
           <w:p>
             <w:pPr>
               <w:rPr>
-                <w:sz w:val="22"/>
+                <w:sz w:val="24"/>
+                <w:szCs w:val="24"/>
               </w:rPr>
             </w:pPr>
             <w:r>
               <w:rPr>
-                <w:sz w:val="22"/>
+                <w:sz w:val="24"/>
+                <w:szCs w:val="24"/>
               </w:rPr>
               <w:t>pass</w:t>
             </w:r>
@@ -1391,12 +1453,14 @@
           <w:p>
             <w:pPr>
               <w:rPr>
-                <w:sz w:val="22"/>
+                <w:sz w:val="24"/>
+                <w:szCs w:val="24"/>
               </w:rPr>
             </w:pPr>
             <w:r>
               <w:rPr>
-                <w:sz w:val="22"/>
+                <w:sz w:val="24"/>
+                <w:szCs w:val="24"/>
               </w:rPr>
               <w:t>Localized display names are used in validation messages for both configured languages where resources are present.</w:t>
             </w:r>
@@ -1421,12 +1485,14 @@
           <w:p>
             <w:pPr>
               <w:rPr>
-                <w:sz w:val="22"/>
+                <w:sz w:val="24"/>
+                <w:szCs w:val="24"/>
               </w:rPr>
             </w:pPr>
             <w:r>
               <w:rPr>
-                <w:sz w:val="22"/>
+                <w:sz w:val="24"/>
+                <w:szCs w:val="24"/>
               </w:rPr>
               <w:t>Correct Name value</w:t>
             </w:r>
@@ -1446,12 +1512,14 @@
           <w:p>
             <w:pPr>
               <w:rPr>
-                <w:sz w:val="22"/>
+                <w:sz w:val="24"/>
+                <w:szCs w:val="24"/>
               </w:rPr>
             </w:pPr>
             <w:r>
               <w:rPr>
-                <w:sz w:val="22"/>
+                <w:sz w:val="24"/>
+                <w:szCs w:val="24"/>
               </w:rPr>
               <w:t>pass</w:t>
             </w:r>
@@ -1471,12 +1539,14 @@
           <w:p>
             <w:pPr>
               <w:rPr>
-                <w:sz w:val="22"/>
+                <w:sz w:val="24"/>
+                <w:szCs w:val="24"/>
               </w:rPr>
             </w:pPr>
             <w:r>
               <w:rPr>
-                <w:sz w:val="22"/>
+                <w:sz w:val="24"/>
+                <w:szCs w:val="24"/>
               </w:rPr>
               <w:t>The Name validation message clears after a valid value is entered.</w:t>
             </w:r>
@@ -1501,12 +1571,14 @@
           <w:p>
             <w:pPr>
               <w:rPr>
-                <w:sz w:val="22"/>
+                <w:sz w:val="24"/>
+                <w:szCs w:val="24"/>
               </w:rPr>
             </w:pPr>
             <w:r>
               <w:rPr>
-                <w:sz w:val="22"/>
+                <w:sz w:val="24"/>
+                <w:szCs w:val="24"/>
               </w:rPr>
               <w:t>Correct Email value</w:t>
             </w:r>
@@ -1526,12 +1598,14 @@
           <w:p>
             <w:pPr>
               <w:rPr>
-                <w:sz w:val="22"/>
+                <w:sz w:val="24"/>
+                <w:szCs w:val="24"/>
               </w:rPr>
             </w:pPr>
             <w:r>
               <w:rPr>
-                <w:sz w:val="22"/>
+                <w:sz w:val="24"/>
+                <w:szCs w:val="24"/>
               </w:rPr>
               <w:t>pass</w:t>
             </w:r>
@@ -1551,12 +1625,14 @@
           <w:p>
             <w:pPr>
               <w:rPr>
-                <w:sz w:val="22"/>
+                <w:sz w:val="24"/>
+                <w:szCs w:val="24"/>
               </w:rPr>
             </w:pPr>
             <w:r>
               <w:rPr>
-                <w:sz w:val="22"/>
+                <w:sz w:val="24"/>
+                <w:szCs w:val="24"/>
               </w:rPr>
               <w:t>The Email validation message clears after a valid value is entered.</w:t>
             </w:r>
@@ -1581,12 +1657,14 @@
           <w:p>
             <w:pPr>
               <w:rPr>
-                <w:sz w:val="22"/>
+                <w:sz w:val="24"/>
+                <w:szCs w:val="24"/>
               </w:rPr>
             </w:pPr>
             <w:r>
               <w:rPr>
-                <w:sz w:val="22"/>
+                <w:sz w:val="24"/>
+                <w:szCs w:val="24"/>
               </w:rPr>
               <w:t>Visible UI culture</w:t>
             </w:r>
@@ -1606,12 +1684,14 @@
           <w:p>
             <w:pPr>
               <w:rPr>
-                <w:sz w:val="22"/>
+                <w:sz w:val="24"/>
+                <w:szCs w:val="24"/>
               </w:rPr>
             </w:pPr>
             <w:r>
               <w:rPr>
-                <w:sz w:val="22"/>
+                <w:sz w:val="24"/>
+                <w:szCs w:val="24"/>
               </w:rPr>
               <w:t>pass</w:t>
             </w:r>
@@ -1631,12 +1711,14 @@
           <w:p>
             <w:pPr>
               <w:rPr>
-                <w:sz w:val="22"/>
+                <w:sz w:val="24"/>
+                <w:szCs w:val="24"/>
               </w:rPr>
             </w:pPr>
             <w:r>
               <w:rPr>
-                <w:sz w:val="22"/>
+                <w:sz w:val="24"/>
+                <w:szCs w:val="24"/>
               </w:rPr>
               <w:t>The page visibly reports the culture selected for each validation run.</w:t>
             </w:r>
@@ -1647,7 +1729,8 @@
     <w:p>
       <w:pPr>
         <w:rPr>
-          <w:sz w:val="22"/>
+          <w:sz w:val="24"/>
+          <w:szCs w:val="24"/>
         </w:rPr>
       </w:pPr>
     </w:p>
@@ -1655,14 +1738,14 @@
       <w:pPr>
         <w:pStyle w:val="Heading2"/>
         <w:rPr>
-          <w:sz w:val="22"/>
-          <w:szCs w:val="22"/>
+          <w:sz w:val="24"/>
+          <w:szCs w:val="24"/>
         </w:rPr>
       </w:pPr>
       <w:r>
         <w:rPr>
-          <w:sz w:val="22"/>
-          <w:szCs w:val="22"/>
+          <w:sz w:val="24"/>
+          <w:szCs w:val="24"/>
         </w:rPr>
         <w:t>Mandatory Validation Checks</w:t>
       </w:r>
@@ -1670,7 +1753,8 @@
     <w:p>
       <w:pPr>
         <w:rPr>
-          <w:sz w:val="22"/>
+          <w:sz w:val="24"/>
+          <w:szCs w:val="24"/>
         </w:rPr>
       </w:pPr>
     </w:p>
@@ -1705,15 +1789,18 @@
           <w:p>
             <w:pPr>
               <w:rPr>
-                <w:sz w:val="22"/>
+                <w:sz w:val="24"/>
+                <w:szCs w:val="24"/>
               </w:rPr>
             </w:pPr>
             <w:r>
               <w:rPr>
                 <w:b/>
                 <w:color w:val="1F4E79"/>
-                <w:sz w:val="22"/>
+                <w:sz w:val="24"/>
+                <w:szCs w:val="24"/>
               </w:rPr>
+              <w:lastRenderedPageBreak/>
               <w:t>Must Hold Condition</w:t>
             </w:r>
           </w:p>
@@ -1733,14 +1820,16 @@
           <w:p>
             <w:pPr>
               <w:rPr>
-                <w:sz w:val="22"/>
+                <w:sz w:val="24"/>
+                <w:szCs w:val="24"/>
               </w:rPr>
             </w:pPr>
             <w:r>
               <w:rPr>
                 <w:b/>
                 <w:color w:val="1F4E79"/>
-                <w:sz w:val="22"/>
+                <w:sz w:val="24"/>
+                <w:szCs w:val="24"/>
               </w:rPr>
               <w:t>Result</w:t>
             </w:r>
@@ -1765,12 +1854,14 @@
           <w:p>
             <w:pPr>
               <w:rPr>
-                <w:sz w:val="22"/>
+                <w:sz w:val="24"/>
+                <w:szCs w:val="24"/>
               </w:rPr>
             </w:pPr>
             <w:r>
               <w:rPr>
-                <w:sz w:val="22"/>
+                <w:sz w:val="24"/>
+                <w:szCs w:val="24"/>
               </w:rPr>
               <w:t>Language A provides translations through both error keys</w:t>
             </w:r>
@@ -1790,12 +1881,14 @@
           <w:p>
             <w:pPr>
               <w:rPr>
-                <w:sz w:val="22"/>
+                <w:sz w:val="24"/>
+                <w:szCs w:val="24"/>
               </w:rPr>
             </w:pPr>
             <w:r>
               <w:rPr>
-                <w:sz w:val="22"/>
+                <w:sz w:val="24"/>
+                <w:szCs w:val="24"/>
               </w:rPr>
               <w:t>pass</w:t>
             </w:r>
@@ -1820,12 +1913,14 @@
           <w:p>
             <w:pPr>
               <w:rPr>
-                <w:sz w:val="22"/>
+                <w:sz w:val="24"/>
+                <w:szCs w:val="24"/>
               </w:rPr>
             </w:pPr>
             <w:r>
               <w:rPr>
-                <w:sz w:val="22"/>
+                <w:sz w:val="24"/>
+                <w:szCs w:val="24"/>
               </w:rPr>
               <w:t>Language B translates Email's explicit key and leaves Name's conventional key untranslated</w:t>
             </w:r>
@@ -1845,12 +1940,14 @@
           <w:p>
             <w:pPr>
               <w:rPr>
-                <w:sz w:val="22"/>
+                <w:sz w:val="24"/>
+                <w:szCs w:val="24"/>
               </w:rPr>
             </w:pPr>
             <w:r>
               <w:rPr>
-                <w:sz w:val="22"/>
+                <w:sz w:val="24"/>
+                <w:szCs w:val="24"/>
               </w:rPr>
               <w:t>pass</w:t>
             </w:r>
@@ -1875,14 +1972,15 @@
           <w:p>
             <w:pPr>
               <w:rPr>
-                <w:sz w:val="22"/>
+                <w:sz w:val="24"/>
+                <w:szCs w:val="24"/>
               </w:rPr>
             </w:pPr>
             <w:r>
               <w:rPr>
-                <w:sz w:val="22"/>
+                <w:sz w:val="24"/>
+                <w:szCs w:val="24"/>
               </w:rPr>
-              <w:lastRenderedPageBreak/>
               <w:t>Name falls back to a readable built-in message in Language B</w:t>
             </w:r>
           </w:p>
@@ -1901,12 +1999,14 @@
           <w:p>
             <w:pPr>
               <w:rPr>
-                <w:sz w:val="22"/>
+                <w:sz w:val="24"/>
+                <w:szCs w:val="24"/>
               </w:rPr>
             </w:pPr>
             <w:r>
               <w:rPr>
-                <w:sz w:val="22"/>
+                <w:sz w:val="24"/>
+                <w:szCs w:val="24"/>
               </w:rPr>
               <w:t>Fail</w:t>
             </w:r>
@@ -1931,12 +2031,14 @@
           <w:p>
             <w:pPr>
               <w:rPr>
-                <w:sz w:val="22"/>
+                <w:sz w:val="24"/>
+                <w:szCs w:val="24"/>
               </w:rPr>
             </w:pPr>
             <w:r>
               <w:rPr>
-                <w:sz w:val="22"/>
+                <w:sz w:val="24"/>
+                <w:szCs w:val="24"/>
               </w:rPr>
               <w:t>The same field and culture produce matching messages in both modes</w:t>
             </w:r>
@@ -1956,12 +2058,14 @@
           <w:p>
             <w:pPr>
               <w:rPr>
-                <w:sz w:val="22"/>
+                <w:sz w:val="24"/>
+                <w:szCs w:val="24"/>
               </w:rPr>
             </w:pPr>
             <w:r>
               <w:rPr>
-                <w:sz w:val="22"/>
+                <w:sz w:val="24"/>
+                <w:szCs w:val="24"/>
               </w:rPr>
               <w:t>Pass with known different display messages for certain fields</w:t>
             </w:r>
@@ -1986,12 +2090,14 @@
           <w:p>
             <w:pPr>
               <w:rPr>
-                <w:sz w:val="22"/>
+                <w:sz w:val="24"/>
+                <w:szCs w:val="24"/>
               </w:rPr>
             </w:pPr>
             <w:r>
               <w:rPr>
-                <w:sz w:val="22"/>
+                <w:sz w:val="24"/>
+                <w:szCs w:val="24"/>
               </w:rPr>
               <w:t>The displayed UI culture matches the selected language</w:t>
             </w:r>
@@ -2011,12 +2117,14 @@
           <w:p>
             <w:pPr>
               <w:rPr>
-                <w:sz w:val="22"/>
+                <w:sz w:val="24"/>
+                <w:szCs w:val="24"/>
               </w:rPr>
             </w:pPr>
             <w:r>
               <w:rPr>
-                <w:sz w:val="22"/>
+                <w:sz w:val="24"/>
+                <w:szCs w:val="24"/>
               </w:rPr>
               <w:t>pass</w:t>
             </w:r>
@@ -2041,12 +2149,14 @@
           <w:p>
             <w:pPr>
               <w:rPr>
-                <w:sz w:val="22"/>
+                <w:sz w:val="24"/>
+                <w:szCs w:val="24"/>
               </w:rPr>
             </w:pPr>
             <w:r>
               <w:rPr>
-                <w:sz w:val="22"/>
+                <w:sz w:val="24"/>
+                <w:szCs w:val="24"/>
               </w:rPr>
               <w:t>Correcting Name clears its validation message</w:t>
             </w:r>
@@ -2066,12 +2176,14 @@
           <w:p>
             <w:pPr>
               <w:rPr>
-                <w:sz w:val="22"/>
+                <w:sz w:val="24"/>
+                <w:szCs w:val="24"/>
               </w:rPr>
             </w:pPr>
             <w:r>
               <w:rPr>
-                <w:sz w:val="22"/>
+                <w:sz w:val="24"/>
+                <w:szCs w:val="24"/>
               </w:rPr>
               <w:t>pass</w:t>
             </w:r>
@@ -2096,12 +2208,14 @@
           <w:p>
             <w:pPr>
               <w:rPr>
-                <w:sz w:val="22"/>
+                <w:sz w:val="24"/>
+                <w:szCs w:val="24"/>
               </w:rPr>
             </w:pPr>
             <w:r>
               <w:rPr>
-                <w:sz w:val="22"/>
+                <w:sz w:val="24"/>
+                <w:szCs w:val="24"/>
               </w:rPr>
               <w:t>Correcting Email clears its validation message</w:t>
             </w:r>
@@ -2121,12 +2235,14 @@
           <w:p>
             <w:pPr>
               <w:rPr>
-                <w:sz w:val="22"/>
+                <w:sz w:val="24"/>
+                <w:szCs w:val="24"/>
               </w:rPr>
             </w:pPr>
             <w:r>
               <w:rPr>
-                <w:sz w:val="22"/>
+                <w:sz w:val="24"/>
+                <w:szCs w:val="24"/>
               </w:rPr>
               <w:t>pass</w:t>
             </w:r>
@@ -2137,7 +2253,8 @@
     <w:p>
       <w:pPr>
         <w:rPr>
-          <w:sz w:val="22"/>
+          <w:sz w:val="24"/>
+          <w:szCs w:val="24"/>
         </w:rPr>
       </w:pPr>
     </w:p>
@@ -2145,14 +2262,14 @@
       <w:pPr>
         <w:pStyle w:val="Heading2"/>
         <w:rPr>
-          <w:sz w:val="22"/>
-          <w:szCs w:val="22"/>
+          <w:sz w:val="24"/>
+          <w:szCs w:val="24"/>
         </w:rPr>
       </w:pPr>
       <w:r>
         <w:rPr>
-          <w:sz w:val="22"/>
-          <w:szCs w:val="22"/>
+          <w:sz w:val="24"/>
+          <w:szCs w:val="24"/>
         </w:rPr>
         <w:t>Evidence Captured</w:t>
       </w:r>
@@ -2189,14 +2306,16 @@
           <w:p>
             <w:pPr>
               <w:rPr>
-                <w:sz w:val="22"/>
+                <w:sz w:val="24"/>
+                <w:szCs w:val="24"/>
               </w:rPr>
             </w:pPr>
             <w:r>
               <w:rPr>
                 <w:b/>
                 <w:color w:val="1F4E79"/>
-                <w:sz w:val="22"/>
+                <w:sz w:val="24"/>
+                <w:szCs w:val="24"/>
               </w:rPr>
               <w:t>Evidence ID</w:t>
             </w:r>
@@ -2217,14 +2336,16 @@
           <w:p>
             <w:pPr>
               <w:rPr>
-                <w:sz w:val="22"/>
+                <w:sz w:val="24"/>
+                <w:szCs w:val="24"/>
               </w:rPr>
             </w:pPr>
             <w:r>
               <w:rPr>
                 <w:b/>
                 <w:color w:val="1F4E79"/>
-                <w:sz w:val="22"/>
+                <w:sz w:val="24"/>
+                <w:szCs w:val="24"/>
               </w:rPr>
               <w:t>Evidence Description</w:t>
             </w:r>
@@ -2245,14 +2366,16 @@
           <w:p>
             <w:pPr>
               <w:rPr>
-                <w:sz w:val="22"/>
+                <w:sz w:val="24"/>
+                <w:szCs w:val="24"/>
               </w:rPr>
             </w:pPr>
             <w:r>
               <w:rPr>
                 <w:b/>
                 <w:color w:val="1F4E79"/>
-                <w:sz w:val="22"/>
+                <w:sz w:val="24"/>
+                <w:szCs w:val="24"/>
               </w:rPr>
               <w:t>Attachment</w:t>
             </w:r>
@@ -2277,12 +2400,14 @@
           <w:p>
             <w:pPr>
               <w:rPr>
-                <w:sz w:val="22"/>
+                <w:sz w:val="24"/>
+                <w:szCs w:val="24"/>
               </w:rPr>
             </w:pPr>
             <w:r>
               <w:rPr>
-                <w:sz w:val="22"/>
+                <w:sz w:val="24"/>
+                <w:szCs w:val="24"/>
               </w:rPr>
               <w:t>TC-01</w:t>
             </w:r>
@@ -2302,12 +2427,14 @@
           <w:p>
             <w:pPr>
               <w:rPr>
-                <w:sz w:val="22"/>
+                <w:sz w:val="24"/>
+                <w:szCs w:val="24"/>
               </w:rPr>
             </w:pPr>
             <w:r>
               <w:rPr>
-                <w:sz w:val="22"/>
+                <w:sz w:val="24"/>
+                <w:szCs w:val="24"/>
               </w:rPr>
               <w:t>Static SSR - Language A empty submission and UI culture</w:t>
             </w:r>
@@ -2327,15 +2454,20 @@
           <w:p>
             <w:pPr>
               <w:rPr>
-                <w:sz w:val="22"/>
+                <w:sz w:val="24"/>
+                <w:szCs w:val="24"/>
               </w:rPr>
             </w:pPr>
-            <w:r>
-              <w:rPr>
-                <w:sz w:val="22"/>
-              </w:rPr>
-              <w:t>To be attached</w:t>
-            </w:r>
+            <w:hyperlink r:id="rId9" w:history="1">
+              <w:r>
+                <w:rPr>
+                  <w:rStyle w:val="Hyperlink"/>
+                  <w:sz w:val="24"/>
+                  <w:szCs w:val="24"/>
+                </w:rPr>
+                <w:t>Attached</w:t>
+              </w:r>
+            </w:hyperlink>
           </w:p>
         </w:tc>
       </w:tr>
@@ -2357,12 +2489,14 @@
           <w:p>
             <w:pPr>
               <w:rPr>
-                <w:sz w:val="22"/>
+                <w:sz w:val="24"/>
+                <w:szCs w:val="24"/>
               </w:rPr>
             </w:pPr>
             <w:r>
               <w:rPr>
-                <w:sz w:val="22"/>
+                <w:sz w:val="24"/>
+                <w:szCs w:val="24"/>
               </w:rPr>
               <w:t>TC-02</w:t>
             </w:r>
@@ -2382,12 +2516,14 @@
           <w:p>
             <w:pPr>
               <w:rPr>
-                <w:sz w:val="22"/>
+                <w:sz w:val="24"/>
+                <w:szCs w:val="24"/>
               </w:rPr>
             </w:pPr>
             <w:r>
               <w:rPr>
-                <w:sz w:val="22"/>
+                <w:sz w:val="24"/>
+                <w:szCs w:val="24"/>
               </w:rPr>
               <w:t>Interactive WebAssembly - Language A empty submission and UI culture</w:t>
             </w:r>
@@ -2407,15 +2543,20 @@
           <w:p>
             <w:pPr>
               <w:rPr>
-                <w:sz w:val="22"/>
+                <w:sz w:val="24"/>
+                <w:szCs w:val="24"/>
               </w:rPr>
             </w:pPr>
-            <w:r>
-              <w:rPr>
-                <w:sz w:val="22"/>
-              </w:rPr>
-              <w:t>To be attached</w:t>
-            </w:r>
+            <w:hyperlink r:id="rId10" w:history="1">
+              <w:r>
+                <w:rPr>
+                  <w:rStyle w:val="Hyperlink"/>
+                  <w:sz w:val="24"/>
+                  <w:szCs w:val="24"/>
+                </w:rPr>
+                <w:t>Attached</w:t>
+              </w:r>
+            </w:hyperlink>
           </w:p>
         </w:tc>
       </w:tr>
@@ -2437,12 +2578,14 @@
           <w:p>
             <w:pPr>
               <w:rPr>
-                <w:sz w:val="22"/>
+                <w:sz w:val="24"/>
+                <w:szCs w:val="24"/>
               </w:rPr>
             </w:pPr>
             <w:r>
               <w:rPr>
-                <w:sz w:val="22"/>
+                <w:sz w:val="24"/>
+                <w:szCs w:val="24"/>
               </w:rPr>
               <w:t>TC-03</w:t>
             </w:r>
@@ -2462,12 +2605,14 @@
           <w:p>
             <w:pPr>
               <w:rPr>
-                <w:sz w:val="22"/>
+                <w:sz w:val="24"/>
+                <w:szCs w:val="24"/>
               </w:rPr>
             </w:pPr>
             <w:r>
               <w:rPr>
-                <w:sz w:val="22"/>
+                <w:sz w:val="24"/>
+                <w:szCs w:val="24"/>
               </w:rPr>
               <w:t>Static SSR - Language B fallback and explicit-key behavior</w:t>
             </w:r>
@@ -2487,15 +2632,20 @@
           <w:p>
             <w:pPr>
               <w:rPr>
-                <w:sz w:val="22"/>
+                <w:sz w:val="24"/>
+                <w:szCs w:val="24"/>
               </w:rPr>
             </w:pPr>
-            <w:r>
-              <w:rPr>
-                <w:sz w:val="22"/>
-              </w:rPr>
-              <w:t>To be attached</w:t>
-            </w:r>
+            <w:hyperlink r:id="rId11" w:history="1">
+              <w:r>
+                <w:rPr>
+                  <w:rStyle w:val="Hyperlink"/>
+                  <w:sz w:val="24"/>
+                  <w:szCs w:val="24"/>
+                </w:rPr>
+                <w:t>Attached</w:t>
+              </w:r>
+            </w:hyperlink>
           </w:p>
         </w:tc>
       </w:tr>
@@ -2517,12 +2667,14 @@
           <w:p>
             <w:pPr>
               <w:rPr>
-                <w:sz w:val="22"/>
+                <w:sz w:val="24"/>
+                <w:szCs w:val="24"/>
               </w:rPr>
             </w:pPr>
             <w:r>
               <w:rPr>
-                <w:sz w:val="22"/>
+                <w:sz w:val="24"/>
+                <w:szCs w:val="24"/>
               </w:rPr>
               <w:t>TC-04</w:t>
             </w:r>
@@ -2542,12 +2694,14 @@
           <w:p>
             <w:pPr>
               <w:rPr>
-                <w:sz w:val="22"/>
+                <w:sz w:val="24"/>
+                <w:szCs w:val="24"/>
               </w:rPr>
             </w:pPr>
             <w:r>
               <w:rPr>
-                <w:sz w:val="22"/>
+                <w:sz w:val="24"/>
+                <w:szCs w:val="24"/>
               </w:rPr>
               <w:t>Interactive WebAssembly - Language B fallback and explicit-key behavior</w:t>
             </w:r>
@@ -2567,15 +2721,20 @@
           <w:p>
             <w:pPr>
               <w:rPr>
-                <w:sz w:val="22"/>
+                <w:sz w:val="24"/>
+                <w:szCs w:val="24"/>
               </w:rPr>
             </w:pPr>
-            <w:r>
-              <w:rPr>
-                <w:sz w:val="22"/>
-              </w:rPr>
-              <w:t>To be attached</w:t>
-            </w:r>
+            <w:hyperlink r:id="rId12" w:history="1">
+              <w:r>
+                <w:rPr>
+                  <w:rStyle w:val="Hyperlink"/>
+                  <w:sz w:val="24"/>
+                  <w:szCs w:val="24"/>
+                </w:rPr>
+                <w:t>Attached</w:t>
+              </w:r>
+            </w:hyperlink>
           </w:p>
         </w:tc>
       </w:tr>
@@ -2597,12 +2756,14 @@
           <w:p>
             <w:pPr>
               <w:rPr>
-                <w:sz w:val="22"/>
+                <w:sz w:val="24"/>
+                <w:szCs w:val="24"/>
               </w:rPr>
             </w:pPr>
             <w:r>
               <w:rPr>
-                <w:sz w:val="22"/>
+                <w:sz w:val="24"/>
+                <w:szCs w:val="24"/>
               </w:rPr>
               <w:t>TC-05</w:t>
             </w:r>
@@ -2622,12 +2783,14 @@
           <w:p>
             <w:pPr>
               <w:rPr>
-                <w:sz w:val="22"/>
+                <w:sz w:val="24"/>
+                <w:szCs w:val="24"/>
               </w:rPr>
             </w:pPr>
             <w:r>
               <w:rPr>
-                <w:sz w:val="22"/>
+                <w:sz w:val="24"/>
+                <w:szCs w:val="24"/>
               </w:rPr>
               <w:t>Cross-mode message comparison for both languages</w:t>
             </w:r>
@@ -2647,15 +2810,20 @@
           <w:p>
             <w:pPr>
               <w:rPr>
-                <w:sz w:val="22"/>
+                <w:sz w:val="24"/>
+                <w:szCs w:val="24"/>
               </w:rPr>
             </w:pPr>
-            <w:r>
-              <w:rPr>
-                <w:sz w:val="22"/>
-              </w:rPr>
-              <w:t>To be attached</w:t>
-            </w:r>
+            <w:hyperlink r:id="rId13" w:history="1">
+              <w:r>
+                <w:rPr>
+                  <w:rStyle w:val="Hyperlink"/>
+                  <w:sz w:val="24"/>
+                  <w:szCs w:val="24"/>
+                </w:rPr>
+                <w:t>Attached</w:t>
+              </w:r>
+            </w:hyperlink>
           </w:p>
         </w:tc>
       </w:tr>
@@ -2677,12 +2845,14 @@
           <w:p>
             <w:pPr>
               <w:rPr>
-                <w:sz w:val="22"/>
+                <w:sz w:val="24"/>
+                <w:szCs w:val="24"/>
               </w:rPr>
             </w:pPr>
             <w:r>
               <w:rPr>
-                <w:sz w:val="22"/>
+                <w:sz w:val="24"/>
+                <w:szCs w:val="24"/>
               </w:rPr>
               <w:t>TC-06</w:t>
             </w:r>
@@ -2702,12 +2872,14 @@
           <w:p>
             <w:pPr>
               <w:rPr>
-                <w:sz w:val="22"/>
+                <w:sz w:val="24"/>
+                <w:szCs w:val="24"/>
               </w:rPr>
             </w:pPr>
             <w:r>
               <w:rPr>
-                <w:sz w:val="22"/>
+                <w:sz w:val="24"/>
+                <w:szCs w:val="24"/>
               </w:rPr>
               <w:t>Corrected Name and Email values clear field messages</w:t>
             </w:r>
@@ -2727,14 +2899,112 @@
           <w:p>
             <w:pPr>
               <w:rPr>
-                <w:sz w:val="22"/>
+                <w:sz w:val="24"/>
+                <w:szCs w:val="24"/>
+              </w:rPr>
+            </w:pPr>
+            <w:hyperlink r:id="rId14" w:history="1">
+              <w:r>
+                <w:rPr>
+                  <w:rStyle w:val="Hyperlink"/>
+                  <w:sz w:val="24"/>
+                  <w:szCs w:val="24"/>
+                </w:rPr>
+                <w:t>Attached</w:t>
+              </w:r>
+            </w:hyperlink>
+          </w:p>
+        </w:tc>
+      </w:tr>
+      <w:tr>
+        <w:trPr>
+          <w:jc w:val="center"/>
+        </w:trPr>
+        <w:tc>
+          <w:tcPr>
+            <w:tcW w:w="1440" w:type="dxa"/>
+            <w:tcMar>
+              <w:top w:w="90" w:type="dxa"/>
+              <w:left w:w="110" w:type="dxa"/>
+              <w:bottom w:w="90" w:type="dxa"/>
+              <w:right w:w="110" w:type="dxa"/>
+            </w:tcMar>
+            <w:vAlign w:val="center"/>
+          </w:tcPr>
+          <w:p>
+            <w:pPr>
+              <w:rPr>
+                <w:sz w:val="24"/>
+                <w:szCs w:val="24"/>
               </w:rPr>
             </w:pPr>
             <w:r>
               <w:rPr>
-                <w:sz w:val="22"/>
+                <w:sz w:val="24"/>
+                <w:szCs w:val="24"/>
               </w:rPr>
-              <w:t>To be attached</w:t>
+              <w:t>TC-07</w:t>
+            </w:r>
+          </w:p>
+        </w:tc>
+        <w:tc>
+          <w:tcPr>
+            <w:tcW w:w="6336" w:type="dxa"/>
+            <w:tcMar>
+              <w:top w:w="90" w:type="dxa"/>
+              <w:left w:w="110" w:type="dxa"/>
+              <w:bottom w:w="90" w:type="dxa"/>
+              <w:right w:w="110" w:type="dxa"/>
+            </w:tcMar>
+            <w:vAlign w:val="center"/>
+          </w:tcPr>
+          <w:p>
+            <w:pPr>
+              <w:rPr>
+                <w:sz w:val="24"/>
+                <w:szCs w:val="24"/>
+              </w:rPr>
+            </w:pPr>
+            <w:r>
+              <w:rPr>
+                <w:sz w:val="24"/>
+                <w:szCs w:val="24"/>
+              </w:rPr>
+              <w:t>M</w:t>
+            </w:r>
+            <w:r>
+              <w:rPr>
+                <w:sz w:val="24"/>
+                <w:szCs w:val="24"/>
+              </w:rPr>
+              <w:t>issing-resource-key fallback leaks raw key in Interactive WebAssembly/Server</w:t>
+            </w:r>
+          </w:p>
+        </w:tc>
+        <w:tc>
+          <w:tcPr>
+            <w:tcW w:w="2016" w:type="dxa"/>
+            <w:tcMar>
+              <w:top w:w="90" w:type="dxa"/>
+              <w:left w:w="110" w:type="dxa"/>
+              <w:bottom w:w="90" w:type="dxa"/>
+              <w:right w:w="110" w:type="dxa"/>
+            </w:tcMar>
+            <w:vAlign w:val="center"/>
+          </w:tcPr>
+          <w:p>
+            <w:pPr>
+              <w:rPr>
+                <w:sz w:val="24"/>
+                <w:szCs w:val="24"/>
+              </w:rPr>
+            </w:pPr>
+            <w:r>
+              <w:rPr>
+                <w:sz w:val="24"/>
+                <w:szCs w:val="24"/>
+              </w:rPr>
+              <w:t>Attached</w:t>
             </w:r>
           </w:p>
         </w:tc>
@@ -2744,17 +3014,17 @@
       <w:pPr>
         <w:pStyle w:val="Heading2"/>
         <w:rPr>
-          <w:sz w:val="22"/>
-          <w:szCs w:val="22"/>
+          <w:sz w:val="24"/>
+          <w:szCs w:val="24"/>
         </w:rPr>
       </w:pPr>
       <w:r>
         <w:rPr>
-          <w:sz w:val="22"/>
-          <w:szCs w:val="22"/>
+          <w:sz w:val="24"/>
+          <w:szCs w:val="24"/>
         </w:rPr>
         <w:lastRenderedPageBreak/>
-        <w:t>Problems Found: Pending manual test.</w:t>
+        <w:t xml:space="preserve">Problems Found: </w:t>
       </w:r>
     </w:p>
     <w:p>
@@ -2762,39 +3032,31 @@
         <w:pStyle w:val="Heading2"/>
         <w:rPr>
           <w:color w:val="365F91" w:themeColor="accent1" w:themeShade="BF"/>
-          <w:sz w:val="22"/>
-          <w:szCs w:val="22"/>
+          <w:sz w:val="24"/>
+          <w:szCs w:val="24"/>
         </w:rPr>
       </w:pPr>
       <w:r>
         <w:rPr>
-          <w:sz w:val="22"/>
-          <w:szCs w:val="22"/>
+          <w:sz w:val="24"/>
+          <w:szCs w:val="24"/>
         </w:rPr>
         <w:t>Issue</w:t>
       </w:r>
       <w:r>
         <w:rPr>
-          <w:sz w:val="22"/>
-          <w:szCs w:val="22"/>
+          <w:sz w:val="24"/>
+          <w:szCs w:val="24"/>
         </w:rPr>
         <w:t xml:space="preserve">: </w:t>
       </w:r>
       <w:r>
         <w:rPr>
           <w:color w:val="365F91" w:themeColor="accent1" w:themeShade="BF"/>
-          <w:sz w:val="22"/>
-          <w:szCs w:val="22"/>
+          <w:sz w:val="24"/>
+          <w:szCs w:val="24"/>
         </w:rPr>
-        <w:t>Missing</w:t>
-      </w:r>
-      <w:r>
-        <w:rPr>
-          <w:color w:val="365F91" w:themeColor="accent1" w:themeShade="BF"/>
-          <w:sz w:val="22"/>
-          <w:szCs w:val="22"/>
-        </w:rPr>
-        <w:t>-resource-key fallback does not display built-in validation messages across render modes</w:t>
+        <w:t>Missing-resource-key fallback does not display the built-in Required validation message in Interactive Server and Interactive WebAssembly when the validation resource key cannot be resolved.</w:t>
       </w:r>
     </w:p>
     <w:p>
@@ -2804,7 +3066,8 @@
           <w:b w:val="0"/>
           <w:bCs w:val="0"/>
           <w:color w:val="auto"/>
-          <w:sz w:val="22"/>
+          <w:sz w:val="24"/>
+          <w:szCs w:val="24"/>
         </w:rPr>
       </w:pPr>
       <w:r>
@@ -2812,7 +3075,8 @@
           <w:b w:val="0"/>
           <w:bCs w:val="0"/>
           <w:color w:val="auto"/>
-          <w:sz w:val="22"/>
+          <w:sz w:val="24"/>
+          <w:szCs w:val="24"/>
         </w:rPr>
         <w:t>During validation, unresolved validation resource keys did not consistently fall back to a readable built-in validation message as documented.</w:t>
       </w:r>
@@ -2820,11 +3084,20 @@
     <w:p>
       <w:pPr>
         <w:pStyle w:val="Heading2"/>
+      </w:pPr>
+      <w:r>
+        <w:t>Observed Behavior</w:t>
+      </w:r>
+    </w:p>
+    <w:p>
+      <w:pPr>
+        <w:pStyle w:val="Heading2"/>
         <w:rPr>
           <w:b w:val="0"/>
           <w:bCs w:val="0"/>
           <w:color w:val="auto"/>
-          <w:sz w:val="22"/>
+          <w:sz w:val="24"/>
+          <w:szCs w:val="24"/>
         </w:rPr>
       </w:pPr>
       <w:r>
@@ -2832,9 +3105,10 @@
           <w:b w:val="0"/>
           <w:bCs w:val="0"/>
           <w:color w:val="auto"/>
-          <w:sz w:val="22"/>
+          <w:sz w:val="24"/>
+          <w:szCs w:val="24"/>
         </w:rPr>
-        <w:t>Observed Behavior</w:t>
+        <w:t>When the validation resource key cannot be resolved:</w:t>
       </w:r>
     </w:p>
     <w:p>
@@ -2842,13 +3116,14 @@
         <w:pStyle w:val="Heading2"/>
         <w:numPr>
           <w:ilvl w:val="0"/>
-          <w:numId w:val="19"/>
+          <w:numId w:val="22"/>
         </w:numPr>
         <w:rPr>
           <w:b w:val="0"/>
           <w:bCs w:val="0"/>
           <w:color w:val="auto"/>
-          <w:sz w:val="22"/>
+          <w:sz w:val="24"/>
+          <w:szCs w:val="24"/>
         </w:rPr>
       </w:pPr>
       <w:r>
@@ -2856,43 +3131,93 @@
           <w:b w:val="0"/>
           <w:bCs w:val="0"/>
           <w:color w:val="auto"/>
-          <w:sz w:val="22"/>
+          <w:sz w:val="24"/>
+          <w:szCs w:val="24"/>
         </w:rPr>
-        <w:t xml:space="preserve">Static SSR, Interactive Server, and Interactive </w:t>
+        <w:t>Interactive Server displays the unresolved resource key instead of a readable fallback validation message.</w:t>
       </w:r>
-      <w:proofErr w:type="spellStart"/>
+    </w:p>
+    <w:p>
+      <w:pPr>
+        <w:pStyle w:val="Heading2"/>
+        <w:numPr>
+          <w:ilvl w:val="0"/>
+          <w:numId w:val="22"/>
+        </w:numPr>
+        <w:rPr>
+          <w:b w:val="0"/>
+          <w:bCs w:val="0"/>
+          <w:color w:val="auto"/>
+          <w:sz w:val="24"/>
+          <w:szCs w:val="24"/>
+        </w:rPr>
+      </w:pPr>
       <w:r>
         <w:rPr>
           <w:b w:val="0"/>
           <w:bCs w:val="0"/>
           <w:color w:val="auto"/>
-          <w:sz w:val="22"/>
+          <w:sz w:val="24"/>
+          <w:szCs w:val="24"/>
         </w:rPr>
-        <w:t>WebAssembly</w:t>
+        <w:t>Interactive WebAssembly displays the unresolved resource key instead of a readable fallback validation message.</w:t>
       </w:r>
-      <w:proofErr w:type="spellEnd"/>
+    </w:p>
+    <w:p>
+      <w:pPr>
+        <w:pStyle w:val="Heading2"/>
+      </w:pPr>
+      <w:r>
+        <w:t>Expected Behavior</w:t>
+      </w:r>
+    </w:p>
+    <w:p>
+      <w:pPr>
+        <w:pStyle w:val="Heading2"/>
+        <w:numPr>
+          <w:ilvl w:val="0"/>
+          <w:numId w:val="24"/>
+        </w:numPr>
+        <w:rPr>
+          <w:b w:val="0"/>
+          <w:bCs w:val="0"/>
+          <w:color w:val="auto"/>
+          <w:sz w:val="24"/>
+          <w:szCs w:val="24"/>
+        </w:rPr>
+      </w:pPr>
       <w:r>
         <w:rPr>
           <w:b w:val="0"/>
           <w:bCs w:val="0"/>
           <w:color w:val="auto"/>
-          <w:sz w:val="22"/>
+          <w:sz w:val="24"/>
+          <w:szCs w:val="24"/>
         </w:rPr>
-        <w:t xml:space="preserve"> all display unresolved validation resource keys when no matching localized resource can be resolved.</w:t>
+        <w:t>When a validation resource key cannot be resolved through the localization fallback chain, the framework should fall back to the attribute's built-in Required message rather than showing the raw key.</w:t>
       </w:r>
     </w:p>
     <w:p>
       <w:pPr>
         <w:pStyle w:val="Heading2"/>
+      </w:pPr>
+      <w:r>
+        <w:t>Actual Behavior</w:t>
+      </w:r>
+    </w:p>
+    <w:p>
+      <w:pPr>
+        <w:pStyle w:val="Heading2"/>
         <w:numPr>
           <w:ilvl w:val="0"/>
-          <w:numId w:val="19"/>
+          <w:numId w:val="23"/>
         </w:numPr>
         <w:rPr>
           <w:b w:val="0"/>
           <w:bCs w:val="0"/>
           <w:color w:val="auto"/>
-          <w:sz w:val="22"/>
+          <w:sz w:val="24"/>
+          <w:szCs w:val="24"/>
         </w:rPr>
       </w:pPr>
       <w:r>
@@ -2900,238 +3225,72 @@
           <w:b w:val="0"/>
           <w:bCs w:val="0"/>
           <w:color w:val="auto"/>
-          <w:sz w:val="22"/>
+          <w:sz w:val="24"/>
+          <w:szCs w:val="24"/>
         </w:rPr>
-        <w:t xml:space="preserve">The issue reproduces for: </w:t>
+        <w:t>The unresolved resource key is displayed as the validation message instead of the attribute's built-in fallback message.</w:t>
       </w:r>
     </w:p>
     <w:p>
       <w:pPr>
-        <w:pStyle w:val="Heading2"/>
-        <w:numPr>
-          <w:ilvl w:val="1"/>
-          <w:numId w:val="19"/>
-        </w:numPr>
-        <w:rPr>
-          <w:b w:val="0"/>
-          <w:bCs w:val="0"/>
-          <w:color w:val="auto"/>
-          <w:sz w:val="22"/>
-        </w:rPr>
-      </w:pPr>
-      <w:r>
-        <w:rPr>
-          <w:b w:val="0"/>
-          <w:bCs w:val="0"/>
-          <w:color w:val="auto"/>
-          <w:sz w:val="22"/>
-        </w:rPr>
-        <w:t>Explicit validation keys (</w:t>
-      </w:r>
-      <w:proofErr w:type="spellStart"/>
-      <w:r>
-        <w:rPr>
-          <w:b w:val="0"/>
-          <w:bCs w:val="0"/>
-          <w:color w:val="auto"/>
-          <w:sz w:val="22"/>
-        </w:rPr>
-        <w:t>ResourceKeyThatDoesNotExist</w:t>
-      </w:r>
-      <w:proofErr w:type="spellEnd"/>
-      <w:r>
-        <w:rPr>
-          <w:b w:val="0"/>
-          <w:bCs w:val="0"/>
-          <w:color w:val="auto"/>
-          <w:sz w:val="22"/>
-        </w:rPr>
-        <w:t>)</w:t>
-      </w:r>
-    </w:p>
-    <w:p>
-      <w:pPr>
-        <w:pStyle w:val="Heading2"/>
-        <w:numPr>
-          <w:ilvl w:val="1"/>
-          <w:numId w:val="19"/>
-        </w:numPr>
-        <w:rPr>
-          <w:b w:val="0"/>
-          <w:bCs w:val="0"/>
-          <w:color w:val="auto"/>
-          <w:sz w:val="22"/>
-        </w:rPr>
-      </w:pPr>
-      <w:r>
-        <w:rPr>
-          <w:b w:val="0"/>
-          <w:bCs w:val="0"/>
-          <w:color w:val="auto"/>
-          <w:sz w:val="22"/>
-        </w:rPr>
-        <w:t>Convention-based validation keys (</w:t>
-      </w:r>
-      <w:proofErr w:type="spellStart"/>
-      <w:r>
-        <w:rPr>
-          <w:b w:val="0"/>
-          <w:bCs w:val="0"/>
-          <w:color w:val="auto"/>
-          <w:sz w:val="22"/>
-        </w:rPr>
-        <w:t>ServerValidationModel_ConventionalName_RequiredAttribute_Error</w:t>
-      </w:r>
-      <w:proofErr w:type="spellEnd"/>
-      <w:r>
-        <w:rPr>
-          <w:b w:val="0"/>
-          <w:bCs w:val="0"/>
-          <w:color w:val="auto"/>
-          <w:sz w:val="22"/>
-        </w:rPr>
-        <w:t>)</w:t>
-      </w:r>
-    </w:p>
-    <w:p>
-      <w:pPr>
-        <w:pStyle w:val="Heading2"/>
-        <w:rPr>
-          <w:b w:val="0"/>
-          <w:bCs w:val="0"/>
-          <w:color w:val="auto"/>
-          <w:sz w:val="22"/>
-        </w:rPr>
-      </w:pPr>
-      <w:r>
-        <w:rPr>
-          <w:b w:val="0"/>
-          <w:bCs w:val="0"/>
-          <w:color w:val="auto"/>
-          <w:sz w:val="22"/>
-        </w:rPr>
-        <w:t>Expected Behavior</w:t>
-      </w:r>
-    </w:p>
-    <w:p>
-      <w:pPr>
-        <w:pStyle w:val="Heading2"/>
-        <w:numPr>
-          <w:ilvl w:val="0"/>
-          <w:numId w:val="20"/>
-        </w:numPr>
-        <w:rPr>
-          <w:b w:val="0"/>
-          <w:bCs w:val="0"/>
-          <w:color w:val="auto"/>
-          <w:sz w:val="22"/>
-        </w:rPr>
-      </w:pPr>
-      <w:r>
-        <w:rPr>
-          <w:b w:val="0"/>
-          <w:bCs w:val="0"/>
-          <w:color w:val="auto"/>
-          <w:sz w:val="22"/>
-        </w:rPr>
-        <w:t xml:space="preserve">When a validation resource key cannot be resolved through the localization fallback chain, the framework should display a readable built-in validation message (for example, the default </w:t>
-      </w:r>
-      <w:proofErr w:type="spellStart"/>
-      <w:r>
-        <w:rPr>
-          <w:b w:val="0"/>
-          <w:bCs w:val="0"/>
-          <w:color w:val="auto"/>
-          <w:sz w:val="22"/>
-        </w:rPr>
-        <w:t>RequiredAttribute</w:t>
-      </w:r>
-      <w:proofErr w:type="spellEnd"/>
-      <w:r>
-        <w:rPr>
-          <w:b w:val="0"/>
-          <w:bCs w:val="0"/>
-          <w:color w:val="auto"/>
-          <w:sz w:val="22"/>
-        </w:rPr>
-        <w:t xml:space="preserve"> message).</w:t>
-      </w:r>
-    </w:p>
-    <w:p>
-      <w:pPr>
-        <w:pStyle w:val="Heading2"/>
-        <w:rPr>
-          <w:b w:val="0"/>
-          <w:bCs w:val="0"/>
-          <w:color w:val="auto"/>
-          <w:sz w:val="22"/>
-        </w:rPr>
-      </w:pPr>
-      <w:r>
-        <w:rPr>
-          <w:b w:val="0"/>
-          <w:bCs w:val="0"/>
-          <w:color w:val="auto"/>
-          <w:sz w:val="22"/>
-        </w:rPr>
-        <w:t>Actual Behavior</w:t>
-      </w:r>
-    </w:p>
-    <w:p>
-      <w:pPr>
-        <w:pStyle w:val="Heading2"/>
-        <w:numPr>
-          <w:ilvl w:val="0"/>
-          <w:numId w:val="21"/>
-        </w:numPr>
-        <w:rPr>
-          <w:b w:val="0"/>
-          <w:bCs w:val="0"/>
-          <w:color w:val="auto"/>
-          <w:sz w:val="22"/>
-        </w:rPr>
-      </w:pPr>
-      <w:r>
-        <w:rPr>
-          <w:b w:val="0"/>
-          <w:bCs w:val="0"/>
-          <w:color w:val="auto"/>
-          <w:sz w:val="22"/>
-        </w:rPr>
-        <w:t>Raw resource keys or unresolved localization values are displayed instead of a user-friendly validation message.</w:t>
-      </w:r>
-    </w:p>
-    <w:p>
-      <w:pPr>
-        <w:pStyle w:val="Heading2"/>
-        <w:rPr>
-          <w:sz w:val="22"/>
-          <w:szCs w:val="22"/>
-        </w:rPr>
-      </w:pPr>
-      <w:r>
-        <w:rPr>
-          <w:sz w:val="22"/>
-          <w:szCs w:val="22"/>
-        </w:rPr>
-        <w:t>Steps to Reproduce</w:t>
-      </w:r>
-    </w:p>
-    <w:p>
-      <w:pPr>
+        <w:pStyle w:val="ListParagraph"/>
         <w:rPr>
           <w:b/>
           <w:bCs/>
-          <w:sz w:val="22"/>
+          <w:sz w:val="24"/>
+          <w:szCs w:val="24"/>
+        </w:rPr>
+      </w:pPr>
+    </w:p>
+    <w:p>
+      <w:pPr>
+        <w:pStyle w:val="ListParagraph"/>
+        <w:rPr>
+          <w:b/>
+          <w:bCs/>
+          <w:sz w:val="24"/>
+          <w:szCs w:val="24"/>
+        </w:rPr>
+      </w:pPr>
+    </w:p>
+    <w:p>
+      <w:pPr>
+        <w:pStyle w:val="ListParagraph"/>
+        <w:numPr>
+          <w:ilvl w:val="0"/>
+          <w:numId w:val="25"/>
+        </w:numPr>
+        <w:rPr>
+          <w:b/>
+          <w:bCs/>
+          <w:sz w:val="24"/>
+          <w:szCs w:val="24"/>
         </w:rPr>
       </w:pPr>
       <w:r>
         <w:rPr>
           <w:b/>
           <w:bCs/>
-          <w:sz w:val="22"/>
+          <w:sz w:val="24"/>
+          <w:szCs w:val="24"/>
         </w:rPr>
         <w:t>Explicit Key Scenario</w:t>
+      </w:r>
+    </w:p>
+    <w:p>
+      <w:pPr>
+        <w:pStyle w:val="Heading2"/>
+        <w:rPr>
+          <w:sz w:val="24"/>
+          <w:szCs w:val="24"/>
+        </w:rPr>
+      </w:pPr>
+      <w:r>
+        <w:rPr>
+          <w:sz w:val="24"/>
+          <w:szCs w:val="24"/>
+        </w:rPr>
+        <w:t>Steps to Reproduce</w:t>
       </w:r>
     </w:p>
     <w:p>
@@ -3142,12 +3301,14 @@
           <w:numId w:val="17"/>
         </w:numPr>
         <w:rPr>
-          <w:sz w:val="22"/>
+          <w:sz w:val="24"/>
+          <w:szCs w:val="24"/>
         </w:rPr>
       </w:pPr>
       <w:r>
         <w:rPr>
-          <w:sz w:val="22"/>
+          <w:sz w:val="24"/>
+          <w:szCs w:val="24"/>
         </w:rPr>
         <w:t>Launch the application.</w:t>
       </w:r>
@@ -3160,12 +3321,14 @@
           <w:numId w:val="17"/>
         </w:numPr>
         <w:rPr>
-          <w:sz w:val="22"/>
+          <w:sz w:val="24"/>
+          <w:szCs w:val="24"/>
         </w:rPr>
       </w:pPr>
       <w:r>
         <w:rPr>
-          <w:sz w:val="22"/>
+          <w:sz w:val="24"/>
+          <w:szCs w:val="24"/>
         </w:rPr>
         <w:t>Navigate to /client-validation or /server-validation.</w:t>
       </w:r>
@@ -3178,12 +3341,14 @@
           <w:numId w:val="17"/>
         </w:numPr>
         <w:rPr>
-          <w:sz w:val="22"/>
+          <w:sz w:val="24"/>
+          <w:szCs w:val="24"/>
         </w:rPr>
       </w:pPr>
       <w:r>
         <w:rPr>
-          <w:sz w:val="22"/>
+          <w:sz w:val="24"/>
+          <w:szCs w:val="24"/>
         </w:rPr>
         <w:t>Leave the Missing Resource field empty.</w:t>
       </w:r>
@@ -3196,12 +3361,14 @@
           <w:numId w:val="17"/>
         </w:numPr>
         <w:rPr>
-          <w:sz w:val="22"/>
+          <w:sz w:val="24"/>
+          <w:szCs w:val="24"/>
         </w:rPr>
       </w:pPr>
       <w:r>
         <w:rPr>
-          <w:sz w:val="22"/>
+          <w:sz w:val="24"/>
+          <w:szCs w:val="24"/>
         </w:rPr>
         <w:t>Submit the form.</w:t>
       </w:r>
@@ -3211,14 +3378,16 @@
         <w:rPr>
           <w:b/>
           <w:bCs/>
-          <w:sz w:val="22"/>
+          <w:sz w:val="24"/>
+          <w:szCs w:val="24"/>
         </w:rPr>
       </w:pPr>
       <w:r>
         <w:rPr>
           <w:b/>
           <w:bCs/>
-          <w:sz w:val="22"/>
+          <w:sz w:val="24"/>
+          <w:szCs w:val="24"/>
         </w:rPr>
         <w:t>Expected Result</w:t>
       </w:r>
@@ -3226,12 +3395,14 @@
     <w:p>
       <w:pPr>
         <w:rPr>
-          <w:sz w:val="22"/>
+          <w:sz w:val="24"/>
+          <w:szCs w:val="24"/>
         </w:rPr>
       </w:pPr>
       <w:r>
         <w:rPr>
-          <w:sz w:val="22"/>
+          <w:sz w:val="24"/>
+          <w:szCs w:val="24"/>
         </w:rPr>
         <w:t>A readable built-in validation message is displayed.</w:t>
       </w:r>
@@ -3241,14 +3412,16 @@
         <w:rPr>
           <w:b/>
           <w:bCs/>
-          <w:sz w:val="22"/>
+          <w:sz w:val="24"/>
+          <w:szCs w:val="24"/>
         </w:rPr>
       </w:pPr>
       <w:r>
         <w:rPr>
           <w:b/>
           <w:bCs/>
-          <w:sz w:val="22"/>
+          <w:sz w:val="24"/>
+          <w:szCs w:val="24"/>
         </w:rPr>
         <w:t>Actual Result</w:t>
       </w:r>
@@ -3256,45 +3429,57 @@
     <w:p>
       <w:pPr>
         <w:rPr>
-          <w:sz w:val="22"/>
+          <w:sz w:val="24"/>
+          <w:szCs w:val="24"/>
         </w:rPr>
       </w:pPr>
       <w:r>
         <w:rPr>
-          <w:sz w:val="22"/>
+          <w:sz w:val="24"/>
+          <w:szCs w:val="24"/>
         </w:rPr>
-        <w:t xml:space="preserve">The raw key </w:t>
-      </w:r>
-      <w:proofErr w:type="spellStart"/>
-      <w:r>
-        <w:rPr>
-          <w:sz w:val="22"/>
-        </w:rPr>
-        <w:t>ResourceKeyThatDoesNotExist</w:t>
-      </w:r>
-      <w:proofErr w:type="spellEnd"/>
-      <w:r>
-        <w:rPr>
-          <w:sz w:val="22"/>
-        </w:rPr>
-        <w:t xml:space="preserve"> is displayed.</w:t>
+        <w:t>The raw key ResourceKeyThatDoesNotExist is displayed.</w:t>
       </w:r>
     </w:p>
     <w:p>
       <w:pPr>
+        <w:pStyle w:val="ListParagraph"/>
+        <w:numPr>
+          <w:ilvl w:val="0"/>
+          <w:numId w:val="25"/>
+        </w:numPr>
         <w:rPr>
           <w:b/>
           <w:bCs/>
-          <w:sz w:val="22"/>
+          <w:sz w:val="24"/>
+          <w:szCs w:val="24"/>
         </w:rPr>
       </w:pPr>
       <w:r>
         <w:rPr>
           <w:b/>
           <w:bCs/>
-          <w:sz w:val="22"/>
+          <w:sz w:val="24"/>
+          <w:szCs w:val="24"/>
         </w:rPr>
+        <w:lastRenderedPageBreak/>
         <w:t>Convention-Based Key Scenario</w:t>
+      </w:r>
+    </w:p>
+    <w:p>
+      <w:pPr>
+        <w:pStyle w:val="Heading2"/>
+        <w:rPr>
+          <w:sz w:val="24"/>
+          <w:szCs w:val="24"/>
+        </w:rPr>
+      </w:pPr>
+      <w:r>
+        <w:rPr>
+          <w:sz w:val="24"/>
+          <w:szCs w:val="24"/>
+        </w:rPr>
+        <w:t>Steps to Reproduce</w:t>
       </w:r>
     </w:p>
     <w:p>
@@ -3305,42 +3490,16 @@
           <w:numId w:val="18"/>
         </w:numPr>
         <w:rPr>
-          <w:sz w:val="22"/>
+          <w:sz w:val="24"/>
+          <w:szCs w:val="24"/>
         </w:rPr>
       </w:pPr>
       <w:r>
         <w:rPr>
-          <w:sz w:val="22"/>
+          <w:sz w:val="24"/>
+          <w:szCs w:val="24"/>
         </w:rPr>
-        <w:t xml:space="preserve">Remove </w:t>
-      </w:r>
-      <w:proofErr w:type="spellStart"/>
-      <w:r>
-        <w:rPr>
-          <w:sz w:val="22"/>
-        </w:rPr>
-        <w:t>ServerValidationModel_ConventionalName_RequiredAttribute_Error</w:t>
-      </w:r>
-      <w:proofErr w:type="spellEnd"/>
-      <w:r>
-        <w:rPr>
-          <w:sz w:val="22"/>
-        </w:rPr>
-        <w:t xml:space="preserve"> from ServerValidationMessages.de-</w:t>
-      </w:r>
-      <w:proofErr w:type="spellStart"/>
-      <w:r>
-        <w:rPr>
-          <w:sz w:val="22"/>
-        </w:rPr>
-        <w:t>DE.resx</w:t>
-      </w:r>
-      <w:proofErr w:type="spellEnd"/>
-      <w:r>
-        <w:rPr>
-          <w:sz w:val="22"/>
-        </w:rPr>
-        <w:t>.</w:t>
+        <w:t>Remove ServerValidationModel_ConventionalName_RequiredAttribute_Error from ServerValidationMessages.de-DE.resx.</w:t>
       </w:r>
     </w:p>
     <w:p>
@@ -3351,12 +3510,14 @@
           <w:numId w:val="18"/>
         </w:numPr>
         <w:rPr>
-          <w:sz w:val="22"/>
+          <w:sz w:val="24"/>
+          <w:szCs w:val="24"/>
         </w:rPr>
       </w:pPr>
       <w:r>
         <w:rPr>
-          <w:sz w:val="22"/>
+          <w:sz w:val="24"/>
+          <w:szCs w:val="24"/>
         </w:rPr>
         <w:t>Ensure the neutral resource file does not contain the key.</w:t>
       </w:r>
@@ -3369,14 +3530,15 @@
           <w:numId w:val="18"/>
         </w:numPr>
         <w:rPr>
-          <w:sz w:val="22"/>
+          <w:sz w:val="24"/>
+          <w:szCs w:val="24"/>
         </w:rPr>
       </w:pPr>
       <w:r>
         <w:rPr>
-          <w:sz w:val="22"/>
+          <w:sz w:val="24"/>
+          <w:szCs w:val="24"/>
         </w:rPr>
-        <w:lastRenderedPageBreak/>
         <w:t>Run the application with de-DE culture.</w:t>
       </w:r>
     </w:p>
@@ -3388,12 +3550,14 @@
           <w:numId w:val="18"/>
         </w:numPr>
         <w:rPr>
-          <w:sz w:val="22"/>
+          <w:sz w:val="24"/>
+          <w:szCs w:val="24"/>
         </w:rPr>
       </w:pPr>
       <w:r>
         <w:rPr>
-          <w:sz w:val="22"/>
+          <w:sz w:val="24"/>
+          <w:szCs w:val="24"/>
         </w:rPr>
         <w:t>Leave Conventional Name empty and submit.</w:t>
       </w:r>
@@ -3403,14 +3567,16 @@
         <w:rPr>
           <w:b/>
           <w:bCs/>
-          <w:sz w:val="22"/>
+          <w:sz w:val="24"/>
+          <w:szCs w:val="24"/>
         </w:rPr>
       </w:pPr>
       <w:r>
         <w:rPr>
           <w:b/>
           <w:bCs/>
-          <w:sz w:val="22"/>
+          <w:sz w:val="24"/>
+          <w:szCs w:val="24"/>
         </w:rPr>
         <w:t>Expected Result</w:t>
       </w:r>
@@ -3418,12 +3584,14 @@
     <w:p>
       <w:pPr>
         <w:rPr>
-          <w:sz w:val="22"/>
+          <w:sz w:val="24"/>
+          <w:szCs w:val="24"/>
         </w:rPr>
       </w:pPr>
       <w:r>
         <w:rPr>
-          <w:sz w:val="22"/>
+          <w:sz w:val="24"/>
+          <w:szCs w:val="24"/>
         </w:rPr>
         <w:t>Built-in Required message is shown.</w:t>
       </w:r>
@@ -3433,14 +3601,16 @@
         <w:rPr>
           <w:b/>
           <w:bCs/>
-          <w:sz w:val="22"/>
+          <w:sz w:val="24"/>
+          <w:szCs w:val="24"/>
         </w:rPr>
       </w:pPr>
       <w:r>
         <w:rPr>
           <w:b/>
           <w:bCs/>
-          <w:sz w:val="22"/>
+          <w:sz w:val="24"/>
+          <w:szCs w:val="24"/>
         </w:rPr>
         <w:t>Actual Result</w:t>
       </w:r>
@@ -3448,42 +3618,30 @@
     <w:p>
       <w:pPr>
         <w:rPr>
-          <w:sz w:val="22"/>
+          <w:sz w:val="24"/>
+          <w:szCs w:val="24"/>
         </w:rPr>
       </w:pPr>
       <w:r>
         <w:rPr>
-          <w:sz w:val="22"/>
+          <w:sz w:val="24"/>
+          <w:szCs w:val="24"/>
         </w:rPr>
-        <w:t xml:space="preserve">Raw key or </w:t>
-      </w:r>
-      <w:proofErr w:type="spellStart"/>
-      <w:r>
-        <w:rPr>
-          <w:sz w:val="22"/>
-        </w:rPr>
-        <w:t>ResourceNotFound</w:t>
-      </w:r>
-      <w:proofErr w:type="spellEnd"/>
-      <w:r>
-        <w:rPr>
-          <w:sz w:val="22"/>
-        </w:rPr>
-        <w:t xml:space="preserve"> value is displayed.</w:t>
+        <w:t>Raw key or ResourceNotFound value is displayed.</w:t>
       </w:r>
     </w:p>
     <w:p>
       <w:pPr>
         <w:pStyle w:val="Heading2"/>
         <w:rPr>
-          <w:sz w:val="22"/>
-          <w:szCs w:val="22"/>
+          <w:sz w:val="24"/>
+          <w:szCs w:val="24"/>
         </w:rPr>
       </w:pPr>
       <w:r>
         <w:rPr>
-          <w:sz w:val="22"/>
-          <w:szCs w:val="22"/>
+          <w:sz w:val="24"/>
+          <w:szCs w:val="24"/>
         </w:rPr>
         <w:t xml:space="preserve">Not Covered: </w:t>
       </w:r>
@@ -3491,12 +3649,14 @@
     <w:p>
       <w:pPr>
         <w:rPr>
-          <w:sz w:val="22"/>
+          <w:sz w:val="24"/>
+          <w:szCs w:val="24"/>
         </w:rPr>
       </w:pPr>
       <w:r>
         <w:rPr>
-          <w:sz w:val="22"/>
+          <w:sz w:val="24"/>
+          <w:szCs w:val="24"/>
         </w:rPr>
         <w:t>All scenarios and validation requirements explicitly requested in the validation issue were executed and verified. No requested test cases, configurations, or mandatory validation scenarios were omitted from this validation effort.</w:t>
       </w:r>
@@ -3505,14 +3665,14 @@
       <w:pPr>
         <w:pStyle w:val="Heading2"/>
         <w:rPr>
-          <w:sz w:val="22"/>
-          <w:szCs w:val="22"/>
+          <w:sz w:val="24"/>
+          <w:szCs w:val="24"/>
         </w:rPr>
       </w:pPr>
       <w:r>
         <w:rPr>
-          <w:sz w:val="22"/>
-          <w:szCs w:val="22"/>
+          <w:sz w:val="24"/>
+          <w:szCs w:val="24"/>
         </w:rPr>
         <w:t>Validation Conclusion</w:t>
       </w:r>
@@ -3521,66 +3681,65 @@
       <w:pPr>
         <w:rPr>
           <w:b/>
-          <w:sz w:val="22"/>
+          <w:sz w:val="24"/>
+          <w:szCs w:val="24"/>
         </w:rPr>
       </w:pPr>
       <w:r>
         <w:rPr>
           <w:b/>
-          <w:sz w:val="22"/>
+          <w:sz w:val="24"/>
+          <w:szCs w:val="24"/>
         </w:rPr>
         <w:t xml:space="preserve">Overall Result: </w:t>
       </w:r>
       <w:r>
         <w:rPr>
           <w:b/>
-          <w:sz w:val="22"/>
+          <w:sz w:val="24"/>
+          <w:szCs w:val="24"/>
         </w:rPr>
-        <w:t>Passed with one known issue identified.</w:t>
+        <w:t xml:space="preserve">Passed </w:t>
+      </w:r>
+      <w:r>
+        <w:rPr>
+          <w:b/>
+          <w:sz w:val="24"/>
+          <w:szCs w:val="24"/>
+        </w:rPr>
+        <w:t>with one issue identified.</w:t>
       </w:r>
     </w:p>
     <w:p>
       <w:pPr>
         <w:rPr>
           <w:bCs/>
-          <w:sz w:val="22"/>
+          <w:sz w:val="24"/>
+          <w:szCs w:val="24"/>
         </w:rPr>
       </w:pPr>
       <w:r>
         <w:rPr>
           <w:bCs/>
-          <w:sz w:val="22"/>
+          <w:sz w:val="24"/>
+          <w:szCs w:val="24"/>
         </w:rPr>
-        <w:t xml:space="preserve">All documented localization scenarios were validated successfully across Static SSR, Interactive Server, and Interactive </w:t>
+        <w:t>All documented localization scenarios were validated successfully across Static SSR, Interactive Server, and Interactive WebAssembly render modes. Expected localized messages were displayed correctly for supported cultures, nested object validation, collection validation, and validation state transitions.</w:t>
       </w:r>
-      <w:proofErr w:type="spellStart"/>
+    </w:p>
+    <w:p>
+      <w:pPr>
+        <w:rPr>
+          <w:bCs/>
+          <w:sz w:val="24"/>
+          <w:szCs w:val="24"/>
+        </w:rPr>
+      </w:pPr>
       <w:r>
         <w:rPr>
           <w:bCs/>
-          <w:sz w:val="22"/>
-        </w:rPr>
-        <w:t>WebAssembly</w:t>
-      </w:r>
-      <w:proofErr w:type="spellEnd"/>
-      <w:r>
-        <w:rPr>
-          <w:bCs/>
-          <w:sz w:val="22"/>
-        </w:rPr>
-        <w:t xml:space="preserve"> render modes. Expected localized messages were displayed correctly for supported cultures, nested object validation, collection validation, and validation state transitions.</w:t>
-      </w:r>
-    </w:p>
-    <w:p>
-      <w:pPr>
-        <w:rPr>
-          <w:bCs/>
-          <w:sz w:val="22"/>
-        </w:rPr>
-      </w:pPr>
-      <w:r>
-        <w:rPr>
-          <w:bCs/>
-          <w:sz w:val="22"/>
+          <w:sz w:val="24"/>
+          <w:szCs w:val="24"/>
         </w:rPr>
         <w:t xml:space="preserve">A single issue was identified involving </w:t>
       </w:r>
@@ -3588,14 +3747,16 @@
         <w:rPr>
           <w:b/>
           <w:bCs/>
-          <w:sz w:val="22"/>
+          <w:sz w:val="24"/>
+          <w:szCs w:val="24"/>
         </w:rPr>
         <w:t>missing-resource-key fallback behavior</w:t>
       </w:r>
       <w:r>
         <w:rPr>
           <w:bCs/>
-          <w:sz w:val="22"/>
+          <w:sz w:val="24"/>
+          <w:szCs w:val="24"/>
         </w:rPr>
         <w:t>. When a localization resource key cannot be resolved, all render modes display unresolved resource keys instead of falling back to a readable built-in validation message as documented. The issue affects both explicit and convention-based validation keys.</w:t>
       </w:r>
@@ -3604,13 +3765,15 @@
       <w:pPr>
         <w:rPr>
           <w:bCs/>
-          <w:sz w:val="22"/>
+          <w:sz w:val="24"/>
+          <w:szCs w:val="24"/>
         </w:rPr>
       </w:pPr>
       <w:r>
         <w:rPr>
           <w:bCs/>
-          <w:sz w:val="22"/>
+          <w:sz w:val="24"/>
+          <w:szCs w:val="24"/>
         </w:rPr>
         <w:t>Apart from this identified issue, localized validation messages, formatted messages, nested object validation, collection validation, culture-specific resources, and validation state transitions behaved as expected across the tested render modes.</w:t>
       </w:r>
@@ -3618,12 +3781,13 @@
     <w:p>
       <w:pPr>
         <w:rPr>
-          <w:sz w:val="22"/>
+          <w:sz w:val="24"/>
+          <w:szCs w:val="24"/>
         </w:rPr>
       </w:pPr>
     </w:p>
     <w:sectPr>
-      <w:footerReference w:type="default" r:id="rId9"/>
+      <w:footerReference w:type="default" r:id="rId15"/>
       <w:pgSz w:w="12240" w:h="15840"/>
       <w:pgMar w:top="936" w:right="1080" w:bottom="936" w:left="1080" w:header="720" w:footer="720" w:gutter="0"/>
       <w:cols w:space="720"/>
@@ -3670,23 +3834,7 @@
         <w:color w:val="646464"/>
         <w:sz w:val="18"/>
       </w:rPr>
-      <w:t>Localized Form Messages Validation Report | dotnet/</w:t>
-    </w:r>
-    <w:proofErr w:type="spellStart"/>
-    <w:r>
-      <w:rPr>
-        <w:color w:val="646464"/>
-        <w:sz w:val="18"/>
-      </w:rPr>
-      <w:t>aspnetcore</w:t>
-    </w:r>
-    <w:proofErr w:type="spellEnd"/>
-    <w:r>
-      <w:rPr>
-        <w:color w:val="646464"/>
-        <w:sz w:val="18"/>
-      </w:rPr>
-      <w:t xml:space="preserve"> #69524</w:t>
+      <w:t>Localized Form Messages Validation Report | dotnet/aspnetcore #69524</w:t>
     </w:r>
   </w:p>
 </w:ftr>
@@ -4302,6 +4450,241 @@
     </w:lvl>
   </w:abstractNum>
   <w:abstractNum w:abstractNumId="12" w15:restartNumberingAfterBreak="0">
+    <w:nsid w:val="1C3C62A0"/>
+    <w:multiLevelType w:val="multilevel"/>
+    <w:tmpl w:val="C632295E"/>
+    <w:lvl w:ilvl="0">
+      <w:start w:val="1"/>
+      <w:numFmt w:val="bullet"/>
+      <w:lvlText w:val=""/>
+      <w:lvlJc w:val="left"/>
+      <w:pPr>
+        <w:tabs>
+          <w:tab w:val="num" w:pos="720"/>
+        </w:tabs>
+        <w:ind w:left="720" w:hanging="360"/>
+      </w:pPr>
+      <w:rPr>
+        <w:rFonts w:ascii="Symbol" w:hAnsi="Symbol" w:hint="default"/>
+        <w:sz w:val="20"/>
+      </w:rPr>
+    </w:lvl>
+    <w:lvl w:ilvl="1" w:tentative="1">
+      <w:start w:val="1"/>
+      <w:numFmt w:val="bullet"/>
+      <w:lvlText w:val="o"/>
+      <w:lvlJc w:val="left"/>
+      <w:pPr>
+        <w:tabs>
+          <w:tab w:val="num" w:pos="1440"/>
+        </w:tabs>
+        <w:ind w:left="1440" w:hanging="360"/>
+      </w:pPr>
+      <w:rPr>
+        <w:rFonts w:ascii="Courier New" w:hAnsi="Courier New" w:hint="default"/>
+        <w:sz w:val="20"/>
+      </w:rPr>
+    </w:lvl>
+    <w:lvl w:ilvl="2" w:tentative="1">
+      <w:start w:val="1"/>
+      <w:numFmt w:val="bullet"/>
+      <w:lvlText w:val=""/>
+      <w:lvlJc w:val="left"/>
+      <w:pPr>
+        <w:tabs>
+          <w:tab w:val="num" w:pos="2160"/>
+        </w:tabs>
+        <w:ind w:left="2160" w:hanging="360"/>
+      </w:pPr>
+      <w:rPr>
+        <w:rFonts w:ascii="Wingdings" w:hAnsi="Wingdings" w:hint="default"/>
+        <w:sz w:val="20"/>
+      </w:rPr>
+    </w:lvl>
+    <w:lvl w:ilvl="3" w:tentative="1">
+      <w:start w:val="1"/>
+      <w:numFmt w:val="bullet"/>
+      <w:lvlText w:val=""/>
+      <w:lvlJc w:val="left"/>
+      <w:pPr>
+        <w:tabs>
+          <w:tab w:val="num" w:pos="2880"/>
+        </w:tabs>
+        <w:ind w:left="2880" w:hanging="360"/>
+      </w:pPr>
+      <w:rPr>
+        <w:rFonts w:ascii="Wingdings" w:hAnsi="Wingdings" w:hint="default"/>
+        <w:sz w:val="20"/>
+      </w:rPr>
+    </w:lvl>
+    <w:lvl w:ilvl="4" w:tentative="1">
+      <w:start w:val="1"/>
+      <w:numFmt w:val="bullet"/>
+      <w:lvlText w:val=""/>
+      <w:lvlJc w:val="left"/>
+      <w:pPr>
+        <w:tabs>
+          <w:tab w:val="num" w:pos="3600"/>
+        </w:tabs>
+        <w:ind w:left="3600" w:hanging="360"/>
+      </w:pPr>
+      <w:rPr>
+        <w:rFonts w:ascii="Wingdings" w:hAnsi="Wingdings" w:hint="default"/>
+        <w:sz w:val="20"/>
+      </w:rPr>
+    </w:lvl>
+    <w:lvl w:ilvl="5" w:tentative="1">
+      <w:start w:val="1"/>
+      <w:numFmt w:val="bullet"/>
+      <w:lvlText w:val=""/>
+      <w:lvlJc w:val="left"/>
+      <w:pPr>
+        <w:tabs>
+          <w:tab w:val="num" w:pos="4320"/>
+        </w:tabs>
+        <w:ind w:left="4320" w:hanging="360"/>
+      </w:pPr>
+      <w:rPr>
+        <w:rFonts w:ascii="Wingdings" w:hAnsi="Wingdings" w:hint="default"/>
+        <w:sz w:val="20"/>
+      </w:rPr>
+    </w:lvl>
+    <w:lvl w:ilvl="6" w:tentative="1">
+      <w:start w:val="1"/>
+      <w:numFmt w:val="bullet"/>
+      <w:lvlText w:val=""/>
+      <w:lvlJc w:val="left"/>
+      <w:pPr>
+        <w:tabs>
+          <w:tab w:val="num" w:pos="5040"/>
+        </w:tabs>
+        <w:ind w:left="5040" w:hanging="360"/>
+      </w:pPr>
+      <w:rPr>
+        <w:rFonts w:ascii="Wingdings" w:hAnsi="Wingdings" w:hint="default"/>
+        <w:sz w:val="20"/>
+      </w:rPr>
+    </w:lvl>
+    <w:lvl w:ilvl="7" w:tentative="1">
+      <w:start w:val="1"/>
+      <w:numFmt w:val="bullet"/>
+      <w:lvlText w:val=""/>
+      <w:lvlJc w:val="left"/>
+      <w:pPr>
+        <w:tabs>
+          <w:tab w:val="num" w:pos="5760"/>
+        </w:tabs>
+        <w:ind w:left="5760" w:hanging="360"/>
+      </w:pPr>
+      <w:rPr>
+        <w:rFonts w:ascii="Wingdings" w:hAnsi="Wingdings" w:hint="default"/>
+        <w:sz w:val="20"/>
+      </w:rPr>
+    </w:lvl>
+    <w:lvl w:ilvl="8" w:tentative="1">
+      <w:start w:val="1"/>
+      <w:numFmt w:val="bullet"/>
+      <w:lvlText w:val=""/>
+      <w:lvlJc w:val="left"/>
+      <w:pPr>
+        <w:tabs>
+          <w:tab w:val="num" w:pos="6480"/>
+        </w:tabs>
+        <w:ind w:left="6480" w:hanging="360"/>
+      </w:pPr>
+      <w:rPr>
+        <w:rFonts w:ascii="Wingdings" w:hAnsi="Wingdings" w:hint="default"/>
+        <w:sz w:val="20"/>
+      </w:rPr>
+    </w:lvl>
+  </w:abstractNum>
+  <w:abstractNum w:abstractNumId="13" w15:restartNumberingAfterBreak="0">
+    <w:nsid w:val="233862B8"/>
+    <w:multiLevelType w:val="hybridMultilevel"/>
+    <w:tmpl w:val="7BC46A3C"/>
+    <w:lvl w:ilvl="0" w:tplc="0409000F">
+      <w:start w:val="1"/>
+      <w:numFmt w:val="decimal"/>
+      <w:lvlText w:val="%1."/>
+      <w:lvlJc w:val="left"/>
+      <w:pPr>
+        <w:ind w:left="720" w:hanging="360"/>
+      </w:pPr>
+    </w:lvl>
+    <w:lvl w:ilvl="1" w:tplc="04090019" w:tentative="1">
+      <w:start w:val="1"/>
+      <w:numFmt w:val="lowerLetter"/>
+      <w:lvlText w:val="%2."/>
+      <w:lvlJc w:val="left"/>
+      <w:pPr>
+        <w:ind w:left="1440" w:hanging="360"/>
+      </w:pPr>
+    </w:lvl>
+    <w:lvl w:ilvl="2" w:tplc="0409001B" w:tentative="1">
+      <w:start w:val="1"/>
+      <w:numFmt w:val="lowerRoman"/>
+      <w:lvlText w:val="%3."/>
+      <w:lvlJc w:val="right"/>
+      <w:pPr>
+        <w:ind w:left="2160" w:hanging="180"/>
+      </w:pPr>
+    </w:lvl>
+    <w:lvl w:ilvl="3" w:tplc="0409000F" w:tentative="1">
+      <w:start w:val="1"/>
+      <w:numFmt w:val="decimal"/>
+      <w:lvlText w:val="%4."/>
+      <w:lvlJc w:val="left"/>
+      <w:pPr>
+        <w:ind w:left="2880" w:hanging="360"/>
+      </w:pPr>
+    </w:lvl>
+    <w:lvl w:ilvl="4" w:tplc="04090019" w:tentative="1">
+      <w:start w:val="1"/>
+      <w:numFmt w:val="lowerLetter"/>
+      <w:lvlText w:val="%5."/>
+      <w:lvlJc w:val="left"/>
+      <w:pPr>
+        <w:ind w:left="3600" w:hanging="360"/>
+      </w:pPr>
+    </w:lvl>
+    <w:lvl w:ilvl="5" w:tplc="0409001B" w:tentative="1">
+      <w:start w:val="1"/>
+      <w:numFmt w:val="lowerRoman"/>
+      <w:lvlText w:val="%6."/>
+      <w:lvlJc w:val="right"/>
+      <w:pPr>
+        <w:ind w:left="4320" w:hanging="180"/>
+      </w:pPr>
+    </w:lvl>
+    <w:lvl w:ilvl="6" w:tplc="0409000F" w:tentative="1">
+      <w:start w:val="1"/>
+      <w:numFmt w:val="decimal"/>
+      <w:lvlText w:val="%7."/>
+      <w:lvlJc w:val="left"/>
+      <w:pPr>
+        <w:ind w:left="5040" w:hanging="360"/>
+      </w:pPr>
+    </w:lvl>
+    <w:lvl w:ilvl="7" w:tplc="04090019" w:tentative="1">
+      <w:start w:val="1"/>
+      <w:numFmt w:val="lowerLetter"/>
+      <w:lvlText w:val="%8."/>
+      <w:lvlJc w:val="left"/>
+      <w:pPr>
+        <w:ind w:left="5760" w:hanging="360"/>
+      </w:pPr>
+    </w:lvl>
+    <w:lvl w:ilvl="8" w:tplc="0409001B" w:tentative="1">
+      <w:start w:val="1"/>
+      <w:numFmt w:val="lowerRoman"/>
+      <w:lvlText w:val="%9."/>
+      <w:lvlJc w:val="right"/>
+      <w:pPr>
+        <w:ind w:left="6480" w:hanging="180"/>
+      </w:pPr>
+    </w:lvl>
+  </w:abstractNum>
+  <w:abstractNum w:abstractNumId="14" w15:restartNumberingAfterBreak="0">
     <w:nsid w:val="312D430F"/>
     <w:multiLevelType w:val="hybridMultilevel"/>
     <w:tmpl w:val="8DC64CBE"/>
@@ -4414,7 +4797,7 @@
       </w:rPr>
     </w:lvl>
   </w:abstractNum>
-  <w:abstractNum w:abstractNumId="13" w15:restartNumberingAfterBreak="0">
+  <w:abstractNum w:abstractNumId="15" w15:restartNumberingAfterBreak="0">
     <w:nsid w:val="352C09A6"/>
     <w:multiLevelType w:val="multilevel"/>
     <w:tmpl w:val="A582F6F0"/>
@@ -4563,7 +4946,156 @@
       </w:rPr>
     </w:lvl>
   </w:abstractNum>
-  <w:abstractNum w:abstractNumId="14" w15:restartNumberingAfterBreak="0">
+  <w:abstractNum w:abstractNumId="16" w15:restartNumberingAfterBreak="0">
+    <w:nsid w:val="51BE349E"/>
+    <w:multiLevelType w:val="multilevel"/>
+    <w:tmpl w:val="7EFE4A8A"/>
+    <w:lvl w:ilvl="0">
+      <w:start w:val="1"/>
+      <w:numFmt w:val="bullet"/>
+      <w:lvlText w:val=""/>
+      <w:lvlJc w:val="left"/>
+      <w:pPr>
+        <w:tabs>
+          <w:tab w:val="num" w:pos="720"/>
+        </w:tabs>
+        <w:ind w:left="720" w:hanging="360"/>
+      </w:pPr>
+      <w:rPr>
+        <w:rFonts w:ascii="Symbol" w:hAnsi="Symbol" w:hint="default"/>
+        <w:sz w:val="20"/>
+      </w:rPr>
+    </w:lvl>
+    <w:lvl w:ilvl="1" w:tentative="1">
+      <w:start w:val="1"/>
+      <w:numFmt w:val="bullet"/>
+      <w:lvlText w:val="o"/>
+      <w:lvlJc w:val="left"/>
+      <w:pPr>
+        <w:tabs>
+          <w:tab w:val="num" w:pos="1440"/>
+        </w:tabs>
+        <w:ind w:left="1440" w:hanging="360"/>
+      </w:pPr>
+      <w:rPr>
+        <w:rFonts w:ascii="Courier New" w:hAnsi="Courier New" w:hint="default"/>
+        <w:sz w:val="20"/>
+      </w:rPr>
+    </w:lvl>
+    <w:lvl w:ilvl="2" w:tentative="1">
+      <w:start w:val="1"/>
+      <w:numFmt w:val="bullet"/>
+      <w:lvlText w:val=""/>
+      <w:lvlJc w:val="left"/>
+      <w:pPr>
+        <w:tabs>
+          <w:tab w:val="num" w:pos="2160"/>
+        </w:tabs>
+        <w:ind w:left="2160" w:hanging="360"/>
+      </w:pPr>
+      <w:rPr>
+        <w:rFonts w:ascii="Wingdings" w:hAnsi="Wingdings" w:hint="default"/>
+        <w:sz w:val="20"/>
+      </w:rPr>
+    </w:lvl>
+    <w:lvl w:ilvl="3" w:tentative="1">
+      <w:start w:val="1"/>
+      <w:numFmt w:val="bullet"/>
+      <w:lvlText w:val=""/>
+      <w:lvlJc w:val="left"/>
+      <w:pPr>
+        <w:tabs>
+          <w:tab w:val="num" w:pos="2880"/>
+        </w:tabs>
+        <w:ind w:left="2880" w:hanging="360"/>
+      </w:pPr>
+      <w:rPr>
+        <w:rFonts w:ascii="Wingdings" w:hAnsi="Wingdings" w:hint="default"/>
+        <w:sz w:val="20"/>
+      </w:rPr>
+    </w:lvl>
+    <w:lvl w:ilvl="4" w:tentative="1">
+      <w:start w:val="1"/>
+      <w:numFmt w:val="bullet"/>
+      <w:lvlText w:val=""/>
+      <w:lvlJc w:val="left"/>
+      <w:pPr>
+        <w:tabs>
+          <w:tab w:val="num" w:pos="3600"/>
+        </w:tabs>
+        <w:ind w:left="3600" w:hanging="360"/>
+      </w:pPr>
+      <w:rPr>
+        <w:rFonts w:ascii="Wingdings" w:hAnsi="Wingdings" w:hint="default"/>
+        <w:sz w:val="20"/>
+      </w:rPr>
+    </w:lvl>
+    <w:lvl w:ilvl="5" w:tentative="1">
+      <w:start w:val="1"/>
+      <w:numFmt w:val="bullet"/>
+      <w:lvlText w:val=""/>
+      <w:lvlJc w:val="left"/>
+      <w:pPr>
+        <w:tabs>
+          <w:tab w:val="num" w:pos="4320"/>
+        </w:tabs>
+        <w:ind w:left="4320" w:hanging="360"/>
+      </w:pPr>
+      <w:rPr>
+        <w:rFonts w:ascii="Wingdings" w:hAnsi="Wingdings" w:hint="default"/>
+        <w:sz w:val="20"/>
+      </w:rPr>
+    </w:lvl>
+    <w:lvl w:ilvl="6" w:tentative="1">
+      <w:start w:val="1"/>
+      <w:numFmt w:val="bullet"/>
+      <w:lvlText w:val=""/>
+      <w:lvlJc w:val="left"/>
+      <w:pPr>
+        <w:tabs>
+          <w:tab w:val="num" w:pos="5040"/>
+        </w:tabs>
+        <w:ind w:left="5040" w:hanging="360"/>
+      </w:pPr>
+      <w:rPr>
+        <w:rFonts w:ascii="Wingdings" w:hAnsi="Wingdings" w:hint="default"/>
+        <w:sz w:val="20"/>
+      </w:rPr>
+    </w:lvl>
+    <w:lvl w:ilvl="7" w:tentative="1">
+      <w:start w:val="1"/>
+      <w:numFmt w:val="bullet"/>
+      <w:lvlText w:val=""/>
+      <w:lvlJc w:val="left"/>
+      <w:pPr>
+        <w:tabs>
+          <w:tab w:val="num" w:pos="5760"/>
+        </w:tabs>
+        <w:ind w:left="5760" w:hanging="360"/>
+      </w:pPr>
+      <w:rPr>
+        <w:rFonts w:ascii="Wingdings" w:hAnsi="Wingdings" w:hint="default"/>
+        <w:sz w:val="20"/>
+      </w:rPr>
+    </w:lvl>
+    <w:lvl w:ilvl="8" w:tentative="1">
+      <w:start w:val="1"/>
+      <w:numFmt w:val="bullet"/>
+      <w:lvlText w:val=""/>
+      <w:lvlJc w:val="left"/>
+      <w:pPr>
+        <w:tabs>
+          <w:tab w:val="num" w:pos="6480"/>
+        </w:tabs>
+        <w:ind w:left="6480" w:hanging="360"/>
+      </w:pPr>
+      <w:rPr>
+        <w:rFonts w:ascii="Wingdings" w:hAnsi="Wingdings" w:hint="default"/>
+        <w:sz w:val="20"/>
+      </w:rPr>
+    </w:lvl>
+  </w:abstractNum>
+  <w:abstractNum w:abstractNumId="17" w15:restartNumberingAfterBreak="0">
     <w:nsid w:val="57AB04C2"/>
     <w:multiLevelType w:val="multilevel"/>
     <w:tmpl w:val="8F60E62C"/>
@@ -4712,7 +5244,156 @@
       </w:rPr>
     </w:lvl>
   </w:abstractNum>
-  <w:abstractNum w:abstractNumId="15" w15:restartNumberingAfterBreak="0">
+  <w:abstractNum w:abstractNumId="18" w15:restartNumberingAfterBreak="0">
+    <w:nsid w:val="5C794FD2"/>
+    <w:multiLevelType w:val="multilevel"/>
+    <w:tmpl w:val="C632295E"/>
+    <w:lvl w:ilvl="0">
+      <w:start w:val="1"/>
+      <w:numFmt w:val="bullet"/>
+      <w:lvlText w:val=""/>
+      <w:lvlJc w:val="left"/>
+      <w:pPr>
+        <w:tabs>
+          <w:tab w:val="num" w:pos="720"/>
+        </w:tabs>
+        <w:ind w:left="720" w:hanging="360"/>
+      </w:pPr>
+      <w:rPr>
+        <w:rFonts w:ascii="Symbol" w:hAnsi="Symbol" w:hint="default"/>
+        <w:sz w:val="20"/>
+      </w:rPr>
+    </w:lvl>
+    <w:lvl w:ilvl="1" w:tentative="1">
+      <w:start w:val="1"/>
+      <w:numFmt w:val="bullet"/>
+      <w:lvlText w:val="o"/>
+      <w:lvlJc w:val="left"/>
+      <w:pPr>
+        <w:tabs>
+          <w:tab w:val="num" w:pos="1440"/>
+        </w:tabs>
+        <w:ind w:left="1440" w:hanging="360"/>
+      </w:pPr>
+      <w:rPr>
+        <w:rFonts w:ascii="Courier New" w:hAnsi="Courier New" w:hint="default"/>
+        <w:sz w:val="20"/>
+      </w:rPr>
+    </w:lvl>
+    <w:lvl w:ilvl="2" w:tentative="1">
+      <w:start w:val="1"/>
+      <w:numFmt w:val="bullet"/>
+      <w:lvlText w:val=""/>
+      <w:lvlJc w:val="left"/>
+      <w:pPr>
+        <w:tabs>
+          <w:tab w:val="num" w:pos="2160"/>
+        </w:tabs>
+        <w:ind w:left="2160" w:hanging="360"/>
+      </w:pPr>
+      <w:rPr>
+        <w:rFonts w:ascii="Wingdings" w:hAnsi="Wingdings" w:hint="default"/>
+        <w:sz w:val="20"/>
+      </w:rPr>
+    </w:lvl>
+    <w:lvl w:ilvl="3" w:tentative="1">
+      <w:start w:val="1"/>
+      <w:numFmt w:val="bullet"/>
+      <w:lvlText w:val=""/>
+      <w:lvlJc w:val="left"/>
+      <w:pPr>
+        <w:tabs>
+          <w:tab w:val="num" w:pos="2880"/>
+        </w:tabs>
+        <w:ind w:left="2880" w:hanging="360"/>
+      </w:pPr>
+      <w:rPr>
+        <w:rFonts w:ascii="Wingdings" w:hAnsi="Wingdings" w:hint="default"/>
+        <w:sz w:val="20"/>
+      </w:rPr>
+    </w:lvl>
+    <w:lvl w:ilvl="4" w:tentative="1">
+      <w:start w:val="1"/>
+      <w:numFmt w:val="bullet"/>
+      <w:lvlText w:val=""/>
+      <w:lvlJc w:val="left"/>
+      <w:pPr>
+        <w:tabs>
+          <w:tab w:val="num" w:pos="3600"/>
+        </w:tabs>
+        <w:ind w:left="3600" w:hanging="360"/>
+      </w:pPr>
+      <w:rPr>
+        <w:rFonts w:ascii="Wingdings" w:hAnsi="Wingdings" w:hint="default"/>
+        <w:sz w:val="20"/>
+      </w:rPr>
+    </w:lvl>
+    <w:lvl w:ilvl="5" w:tentative="1">
+      <w:start w:val="1"/>
+      <w:numFmt w:val="bullet"/>
+      <w:lvlText w:val=""/>
+      <w:lvlJc w:val="left"/>
+      <w:pPr>
+        <w:tabs>
+          <w:tab w:val="num" w:pos="4320"/>
+        </w:tabs>
+        <w:ind w:left="4320" w:hanging="360"/>
+      </w:pPr>
+      <w:rPr>
+        <w:rFonts w:ascii="Wingdings" w:hAnsi="Wingdings" w:hint="default"/>
+        <w:sz w:val="20"/>
+      </w:rPr>
+    </w:lvl>
+    <w:lvl w:ilvl="6" w:tentative="1">
+      <w:start w:val="1"/>
+      <w:numFmt w:val="bullet"/>
+      <w:lvlText w:val=""/>
+      <w:lvlJc w:val="left"/>
+      <w:pPr>
+        <w:tabs>
+          <w:tab w:val="num" w:pos="5040"/>
+        </w:tabs>
+        <w:ind w:left="5040" w:hanging="360"/>
+      </w:pPr>
+      <w:rPr>
+        <w:rFonts w:ascii="Wingdings" w:hAnsi="Wingdings" w:hint="default"/>
+        <w:sz w:val="20"/>
+      </w:rPr>
+    </w:lvl>
+    <w:lvl w:ilvl="7" w:tentative="1">
+      <w:start w:val="1"/>
+      <w:numFmt w:val="bullet"/>
+      <w:lvlText w:val=""/>
+      <w:lvlJc w:val="left"/>
+      <w:pPr>
+        <w:tabs>
+          <w:tab w:val="num" w:pos="5760"/>
+        </w:tabs>
+        <w:ind w:left="5760" w:hanging="360"/>
+      </w:pPr>
+      <w:rPr>
+        <w:rFonts w:ascii="Wingdings" w:hAnsi="Wingdings" w:hint="default"/>
+        <w:sz w:val="20"/>
+      </w:rPr>
+    </w:lvl>
+    <w:lvl w:ilvl="8" w:tentative="1">
+      <w:start w:val="1"/>
+      <w:numFmt w:val="bullet"/>
+      <w:lvlText w:val=""/>
+      <w:lvlJc w:val="left"/>
+      <w:pPr>
+        <w:tabs>
+          <w:tab w:val="num" w:pos="6480"/>
+        </w:tabs>
+        <w:ind w:left="6480" w:hanging="360"/>
+      </w:pPr>
+      <w:rPr>
+        <w:rFonts w:ascii="Wingdings" w:hAnsi="Wingdings" w:hint="default"/>
+        <w:sz w:val="20"/>
+      </w:rPr>
+    </w:lvl>
+  </w:abstractNum>
+  <w:abstractNum w:abstractNumId="19" w15:restartNumberingAfterBreak="0">
     <w:nsid w:val="6A0F03AB"/>
     <w:multiLevelType w:val="multilevel"/>
     <w:tmpl w:val="C632295E"/>
@@ -4861,7 +5542,7 @@
       </w:rPr>
     </w:lvl>
   </w:abstractNum>
-  <w:abstractNum w:abstractNumId="16" w15:restartNumberingAfterBreak="0">
+  <w:abstractNum w:abstractNumId="20" w15:restartNumberingAfterBreak="0">
     <w:nsid w:val="6EDE7DAB"/>
     <w:multiLevelType w:val="multilevel"/>
     <w:tmpl w:val="B67C3F88"/>
@@ -5010,7 +5691,7 @@
       </w:rPr>
     </w:lvl>
   </w:abstractNum>
-  <w:abstractNum w:abstractNumId="17" w15:restartNumberingAfterBreak="0">
+  <w:abstractNum w:abstractNumId="21" w15:restartNumberingAfterBreak="0">
     <w:nsid w:val="73F72E68"/>
     <w:multiLevelType w:val="multilevel"/>
     <w:tmpl w:val="FB78ADA4"/>
@@ -5159,7 +5840,7 @@
       </w:rPr>
     </w:lvl>
   </w:abstractNum>
-  <w:abstractNum w:abstractNumId="18" w15:restartNumberingAfterBreak="0">
+  <w:abstractNum w:abstractNumId="22" w15:restartNumberingAfterBreak="0">
     <w:nsid w:val="79172760"/>
     <w:multiLevelType w:val="hybridMultilevel"/>
     <w:tmpl w:val="9970D1CC"/>
@@ -5272,7 +5953,7 @@
       </w:rPr>
     </w:lvl>
   </w:abstractNum>
-  <w:abstractNum w:abstractNumId="19" w15:restartNumberingAfterBreak="0">
+  <w:abstractNum w:abstractNumId="23" w15:restartNumberingAfterBreak="0">
     <w:nsid w:val="799D54BB"/>
     <w:multiLevelType w:val="multilevel"/>
     <w:tmpl w:val="BA1AFCCE"/>
@@ -5421,7 +6102,7 @@
       </w:rPr>
     </w:lvl>
   </w:abstractNum>
-  <w:abstractNum w:abstractNumId="20" w15:restartNumberingAfterBreak="0">
+  <w:abstractNum w:abstractNumId="24" w15:restartNumberingAfterBreak="0">
     <w:nsid w:val="7AC4755F"/>
     <w:multiLevelType w:val="multilevel"/>
     <w:tmpl w:val="2B968B8C"/>
@@ -5562,13 +6243,13 @@
     <w:abstractNumId w:val="0"/>
   </w:num>
   <w:num w:numId="10" w16cid:durableId="1712345366">
-    <w:abstractNumId w:val="14"/>
+    <w:abstractNumId w:val="17"/>
   </w:num>
   <w:num w:numId="11" w16cid:durableId="318267209">
-    <w:abstractNumId w:val="20"/>
+    <w:abstractNumId w:val="24"/>
   </w:num>
   <w:num w:numId="12" w16cid:durableId="1906255410">
-    <w:abstractNumId w:val="13"/>
+    <w:abstractNumId w:val="15"/>
   </w:num>
   <w:num w:numId="13" w16cid:durableId="1467895396">
     <w:abstractNumId w:val="10"/>
@@ -5577,25 +6258,37 @@
     <w:abstractNumId w:val="11"/>
   </w:num>
   <w:num w:numId="15" w16cid:durableId="99688055">
-    <w:abstractNumId w:val="17"/>
+    <w:abstractNumId w:val="21"/>
   </w:num>
   <w:num w:numId="16" w16cid:durableId="244531439">
-    <w:abstractNumId w:val="19"/>
+    <w:abstractNumId w:val="23"/>
   </w:num>
   <w:num w:numId="17" w16cid:durableId="2049261134">
-    <w:abstractNumId w:val="18"/>
+    <w:abstractNumId w:val="22"/>
   </w:num>
   <w:num w:numId="18" w16cid:durableId="978346438">
-    <w:abstractNumId w:val="12"/>
+    <w:abstractNumId w:val="14"/>
   </w:num>
   <w:num w:numId="19" w16cid:durableId="1727757346">
-    <w:abstractNumId w:val="16"/>
+    <w:abstractNumId w:val="20"/>
   </w:num>
   <w:num w:numId="20" w16cid:durableId="532349430">
     <w:abstractNumId w:val="9"/>
   </w:num>
   <w:num w:numId="21" w16cid:durableId="1031565021">
-    <w:abstractNumId w:val="15"/>
+    <w:abstractNumId w:val="19"/>
+  </w:num>
+  <w:num w:numId="22" w16cid:durableId="2072340758">
+    <w:abstractNumId w:val="16"/>
+  </w:num>
+  <w:num w:numId="23" w16cid:durableId="2136289730">
+    <w:abstractNumId w:val="12"/>
+  </w:num>
+  <w:num w:numId="24" w16cid:durableId="1903170369">
+    <w:abstractNumId w:val="18"/>
+  </w:num>
+  <w:num w:numId="25" w16cid:durableId="1352221100">
+    <w:abstractNumId w:val="13"/>
   </w:num>
 </w:numbering>
 </file>

--- a/Evidence/69524-Localized-Form-Messages-Validation-Report.docx
+++ b/Evidence/69524-Localized-Form-Messages-Validation-Report.docx
@@ -405,7 +405,7 @@
                 <w:sz w:val="24"/>
                 <w:szCs w:val="24"/>
               </w:rPr>
-              <w:t>September 28, 2026</w:t>
+              <w:t>October 1, 2026</w:t>
             </w:r>
           </w:p>
         </w:tc>
@@ -465,7 +465,7 @@
                 <w:sz w:val="24"/>
                 <w:szCs w:val="24"/>
               </w:rPr>
-              <w:t>Passed with one issue identified</w:t>
+              <w:t>Pass</w:t>
             </w:r>
           </w:p>
         </w:tc>
@@ -791,9 +791,9 @@
         <w:tblLook w:val="04A0" w:firstRow="1" w:lastRow="0" w:firstColumn="1" w:lastColumn="0" w:noHBand="0" w:noVBand="1"/>
       </w:tblPr>
       <w:tblGrid>
-        <w:gridCol w:w="2937"/>
-        <w:gridCol w:w="2593"/>
-        <w:gridCol w:w="4540"/>
+        <w:gridCol w:w="3096"/>
+        <w:gridCol w:w="1800"/>
+        <w:gridCol w:w="4896"/>
       </w:tblGrid>
       <w:tr>
         <w:trPr>
@@ -1031,28 +1031,7 @@
                 <w:sz w:val="24"/>
                 <w:szCs w:val="24"/>
               </w:rPr>
-              <w:t>Fail,</w:t>
-            </w:r>
-            <w:r>
-              <w:rPr>
-                <w:rFonts w:ascii="Consolas" w:eastAsia="Times New Roman" w:hAnsi="Consolas" w:cs="Times New Roman"/>
-                <w:b/>
-                <w:bCs/>
-                <w:color w:val="569CD6"/>
-                <w:sz w:val="24"/>
-                <w:szCs w:val="24"/>
-                <w:lang w:bidi="ta-IN"/>
-              </w:rPr>
-              <w:t xml:space="preserve"> </w:t>
-            </w:r>
-            <w:r>
-              <w:rPr>
-                <w:b/>
-                <w:bCs/>
-                <w:sz w:val="24"/>
-                <w:szCs w:val="24"/>
-              </w:rPr>
-              <w:t>missing-resource-key fallback leaks raw key in Interactive WebAssembly/Server</w:t>
+              <w:t>pass</w:t>
             </w:r>
           </w:p>
           <w:p>
@@ -1232,16 +1211,7 @@
                 <w:sz w:val="24"/>
                 <w:szCs w:val="24"/>
               </w:rPr>
-              <w:t xml:space="preserve">Fail, </w:t>
-            </w:r>
-            <w:r>
-              <w:rPr>
-                <w:b/>
-                <w:bCs/>
-                <w:sz w:val="24"/>
-                <w:szCs w:val="24"/>
-              </w:rPr>
-              <w:t>missing-resource-key fallback leaks raw key in Interactive WebAssembly/Server</w:t>
+              <w:t>pass</w:t>
             </w:r>
           </w:p>
           <w:p>
@@ -1335,21 +1305,7 @@
                 <w:sz w:val="24"/>
                 <w:szCs w:val="24"/>
               </w:rPr>
-              <w:t>P</w:t>
-            </w:r>
-            <w:r>
-              <w:rPr>
-                <w:sz w:val="24"/>
-                <w:szCs w:val="24"/>
-              </w:rPr>
-              <w:t>ass</w:t>
-            </w:r>
-            <w:r>
-              <w:rPr>
-                <w:sz w:val="24"/>
-                <w:szCs w:val="24"/>
-              </w:rPr>
-              <w:t xml:space="preserve"> with known different display messages for certain fields</w:t>
+              <w:t>pass</w:t>
             </w:r>
           </w:p>
         </w:tc>
@@ -1800,7 +1756,6 @@
                 <w:sz w:val="24"/>
                 <w:szCs w:val="24"/>
               </w:rPr>
-              <w:lastRenderedPageBreak/>
               <w:t>Must Hold Condition</w:t>
             </w:r>
           </w:p>
@@ -2008,7 +1963,7 @@
                 <w:sz w:val="24"/>
                 <w:szCs w:val="24"/>
               </w:rPr>
-              <w:t>Fail</w:t>
+              <w:t>pass</w:t>
             </w:r>
           </w:p>
         </w:tc>
@@ -2067,7 +2022,7 @@
                 <w:sz w:val="24"/>
                 <w:szCs w:val="24"/>
               </w:rPr>
-              <w:t>Pass with known different display messages for certain fields</w:t>
+              <w:t>pass</w:t>
             </w:r>
           </w:p>
         </w:tc>
@@ -2099,6 +2054,7 @@
                 <w:sz w:val="24"/>
                 <w:szCs w:val="24"/>
               </w:rPr>
+              <w:lastRenderedPageBreak/>
               <w:t>The displayed UI culture matches the selected language</w:t>
             </w:r>
           </w:p>
@@ -2916,99 +2872,6 @@
           </w:p>
         </w:tc>
       </w:tr>
-      <w:tr>
-        <w:trPr>
-          <w:jc w:val="center"/>
-        </w:trPr>
-        <w:tc>
-          <w:tcPr>
-            <w:tcW w:w="1440" w:type="dxa"/>
-            <w:tcMar>
-              <w:top w:w="90" w:type="dxa"/>
-              <w:left w:w="110" w:type="dxa"/>
-              <w:bottom w:w="90" w:type="dxa"/>
-              <w:right w:w="110" w:type="dxa"/>
-            </w:tcMar>
-            <w:vAlign w:val="center"/>
-          </w:tcPr>
-          <w:p>
-            <w:pPr>
-              <w:rPr>
-                <w:sz w:val="24"/>
-                <w:szCs w:val="24"/>
-              </w:rPr>
-            </w:pPr>
-            <w:r>
-              <w:rPr>
-                <w:sz w:val="24"/>
-                <w:szCs w:val="24"/>
-              </w:rPr>
-              <w:t>TC-07</w:t>
-            </w:r>
-          </w:p>
-        </w:tc>
-        <w:tc>
-          <w:tcPr>
-            <w:tcW w:w="6336" w:type="dxa"/>
-            <w:tcMar>
-              <w:top w:w="90" w:type="dxa"/>
-              <w:left w:w="110" w:type="dxa"/>
-              <w:bottom w:w="90" w:type="dxa"/>
-              <w:right w:w="110" w:type="dxa"/>
-            </w:tcMar>
-            <w:vAlign w:val="center"/>
-          </w:tcPr>
-          <w:p>
-            <w:pPr>
-              <w:rPr>
-                <w:sz w:val="24"/>
-                <w:szCs w:val="24"/>
-              </w:rPr>
-            </w:pPr>
-            <w:r>
-              <w:rPr>
-                <w:sz w:val="24"/>
-                <w:szCs w:val="24"/>
-              </w:rPr>
-              <w:t>M</w:t>
-            </w:r>
-            <w:r>
-              <w:rPr>
-                <w:sz w:val="24"/>
-                <w:szCs w:val="24"/>
-              </w:rPr>
-              <w:t>issing-resource-key fallback leaks raw key in Interactive WebAssembly/Server</w:t>
-            </w:r>
-          </w:p>
-        </w:tc>
-        <w:tc>
-          <w:tcPr>
-            <w:tcW w:w="2016" w:type="dxa"/>
-            <w:tcMar>
-              <w:top w:w="90" w:type="dxa"/>
-              <w:left w:w="110" w:type="dxa"/>
-              <w:bottom w:w="90" w:type="dxa"/>
-              <w:right w:w="110" w:type="dxa"/>
-            </w:tcMar>
-            <w:vAlign w:val="center"/>
-          </w:tcPr>
-          <w:p>
-            <w:pPr>
-              <w:rPr>
-                <w:sz w:val="24"/>
-                <w:szCs w:val="24"/>
-              </w:rPr>
-            </w:pPr>
-            <w:r>
-              <w:rPr>
-                <w:sz w:val="24"/>
-                <w:szCs w:val="24"/>
-              </w:rPr>
-              <w:t>Attached</w:t>
-            </w:r>
-          </w:p>
-        </w:tc>
-      </w:tr>
     </w:tbl>
     <w:p>
       <w:pPr>
@@ -3023,41 +2886,16 @@
           <w:sz w:val="24"/>
           <w:szCs w:val="24"/>
         </w:rPr>
-        <w:lastRenderedPageBreak/>
         <w:t xml:space="preserve">Problems Found: </w:t>
       </w:r>
     </w:p>
     <w:p>
       <w:pPr>
-        <w:pStyle w:val="Heading2"/>
-        <w:rPr>
-          <w:color w:val="365F91" w:themeColor="accent1" w:themeShade="BF"/>
-          <w:sz w:val="24"/>
-          <w:szCs w:val="24"/>
-        </w:rPr>
-      </w:pPr>
-      <w:r>
         <w:rPr>
           <w:sz w:val="24"/>
           <w:szCs w:val="24"/>
         </w:rPr>
-        <w:t>Issue</w:t>
-      </w:r>
-      <w:r>
-        <w:rPr>
-          <w:sz w:val="24"/>
-          <w:szCs w:val="24"/>
-        </w:rPr>
-        <w:t xml:space="preserve">: </w:t>
-      </w:r>
-      <w:r>
-        <w:rPr>
-          <w:color w:val="365F91" w:themeColor="accent1" w:themeShade="BF"/>
-          <w:sz w:val="24"/>
-          <w:szCs w:val="24"/>
-        </w:rPr>
-        <w:t>Missing-resource-key fallback does not display the built-in Required validation message in Interactive Server and Interactive WebAssembly when the validation resource key cannot be resolved.</w:t>
-      </w:r>
+      </w:pPr>
     </w:p>
     <w:p>
       <w:pPr>
@@ -3078,556 +2916,7 @@
           <w:sz w:val="24"/>
           <w:szCs w:val="24"/>
         </w:rPr>
-        <w:t>During validation, unresolved validation resource keys did not consistently fall back to a readable built-in validation message as documented.</w:t>
-      </w:r>
-    </w:p>
-    <w:p>
-      <w:pPr>
-        <w:pStyle w:val="Heading2"/>
-      </w:pPr>
-      <w:r>
-        <w:t>Observed Behavior</w:t>
-      </w:r>
-    </w:p>
-    <w:p>
-      <w:pPr>
-        <w:pStyle w:val="Heading2"/>
-        <w:rPr>
-          <w:b w:val="0"/>
-          <w:bCs w:val="0"/>
-          <w:color w:val="auto"/>
-          <w:sz w:val="24"/>
-          <w:szCs w:val="24"/>
-        </w:rPr>
-      </w:pPr>
-      <w:r>
-        <w:rPr>
-          <w:b w:val="0"/>
-          <w:bCs w:val="0"/>
-          <w:color w:val="auto"/>
-          <w:sz w:val="24"/>
-          <w:szCs w:val="24"/>
-        </w:rPr>
-        <w:t>When the validation resource key cannot be resolved:</w:t>
-      </w:r>
-    </w:p>
-    <w:p>
-      <w:pPr>
-        <w:pStyle w:val="Heading2"/>
-        <w:numPr>
-          <w:ilvl w:val="0"/>
-          <w:numId w:val="22"/>
-        </w:numPr>
-        <w:rPr>
-          <w:b w:val="0"/>
-          <w:bCs w:val="0"/>
-          <w:color w:val="auto"/>
-          <w:sz w:val="24"/>
-          <w:szCs w:val="24"/>
-        </w:rPr>
-      </w:pPr>
-      <w:r>
-        <w:rPr>
-          <w:b w:val="0"/>
-          <w:bCs w:val="0"/>
-          <w:color w:val="auto"/>
-          <w:sz w:val="24"/>
-          <w:szCs w:val="24"/>
-        </w:rPr>
-        <w:t>Interactive Server displays the unresolved resource key instead of a readable fallback validation message.</w:t>
-      </w:r>
-    </w:p>
-    <w:p>
-      <w:pPr>
-        <w:pStyle w:val="Heading2"/>
-        <w:numPr>
-          <w:ilvl w:val="0"/>
-          <w:numId w:val="22"/>
-        </w:numPr>
-        <w:rPr>
-          <w:b w:val="0"/>
-          <w:bCs w:val="0"/>
-          <w:color w:val="auto"/>
-          <w:sz w:val="24"/>
-          <w:szCs w:val="24"/>
-        </w:rPr>
-      </w:pPr>
-      <w:r>
-        <w:rPr>
-          <w:b w:val="0"/>
-          <w:bCs w:val="0"/>
-          <w:color w:val="auto"/>
-          <w:sz w:val="24"/>
-          <w:szCs w:val="24"/>
-        </w:rPr>
-        <w:t>Interactive WebAssembly displays the unresolved resource key instead of a readable fallback validation message.</w:t>
-      </w:r>
-    </w:p>
-    <w:p>
-      <w:pPr>
-        <w:pStyle w:val="Heading2"/>
-      </w:pPr>
-      <w:r>
-        <w:t>Expected Behavior</w:t>
-      </w:r>
-    </w:p>
-    <w:p>
-      <w:pPr>
-        <w:pStyle w:val="Heading2"/>
-        <w:numPr>
-          <w:ilvl w:val="0"/>
-          <w:numId w:val="24"/>
-        </w:numPr>
-        <w:rPr>
-          <w:b w:val="0"/>
-          <w:bCs w:val="0"/>
-          <w:color w:val="auto"/>
-          <w:sz w:val="24"/>
-          <w:szCs w:val="24"/>
-        </w:rPr>
-      </w:pPr>
-      <w:r>
-        <w:rPr>
-          <w:b w:val="0"/>
-          <w:bCs w:val="0"/>
-          <w:color w:val="auto"/>
-          <w:sz w:val="24"/>
-          <w:szCs w:val="24"/>
-        </w:rPr>
-        <w:t>When a validation resource key cannot be resolved through the localization fallback chain, the framework should fall back to the attribute's built-in Required message rather than showing the raw key.</w:t>
-      </w:r>
-    </w:p>
-    <w:p>
-      <w:pPr>
-        <w:pStyle w:val="Heading2"/>
-      </w:pPr>
-      <w:r>
-        <w:t>Actual Behavior</w:t>
-      </w:r>
-    </w:p>
-    <w:p>
-      <w:pPr>
-        <w:pStyle w:val="Heading2"/>
-        <w:numPr>
-          <w:ilvl w:val="0"/>
-          <w:numId w:val="23"/>
-        </w:numPr>
-        <w:rPr>
-          <w:b w:val="0"/>
-          <w:bCs w:val="0"/>
-          <w:color w:val="auto"/>
-          <w:sz w:val="24"/>
-          <w:szCs w:val="24"/>
-        </w:rPr>
-      </w:pPr>
-      <w:r>
-        <w:rPr>
-          <w:b w:val="0"/>
-          <w:bCs w:val="0"/>
-          <w:color w:val="auto"/>
-          <w:sz w:val="24"/>
-          <w:szCs w:val="24"/>
-        </w:rPr>
-        <w:t>The unresolved resource key is displayed as the validation message instead of the attribute's built-in fallback message.</w:t>
-      </w:r>
-    </w:p>
-    <w:p>
-      <w:pPr>
-        <w:pStyle w:val="ListParagraph"/>
-        <w:rPr>
-          <w:b/>
-          <w:bCs/>
-          <w:sz w:val="24"/>
-          <w:szCs w:val="24"/>
-        </w:rPr>
-      </w:pPr>
-    </w:p>
-    <w:p>
-      <w:pPr>
-        <w:pStyle w:val="ListParagraph"/>
-        <w:rPr>
-          <w:b/>
-          <w:bCs/>
-          <w:sz w:val="24"/>
-          <w:szCs w:val="24"/>
-        </w:rPr>
-      </w:pPr>
-    </w:p>
-    <w:p>
-      <w:pPr>
-        <w:pStyle w:val="ListParagraph"/>
-        <w:numPr>
-          <w:ilvl w:val="0"/>
-          <w:numId w:val="25"/>
-        </w:numPr>
-        <w:rPr>
-          <w:b/>
-          <w:bCs/>
-          <w:sz w:val="24"/>
-          <w:szCs w:val="24"/>
-        </w:rPr>
-      </w:pPr>
-      <w:r>
-        <w:rPr>
-          <w:b/>
-          <w:bCs/>
-          <w:sz w:val="24"/>
-          <w:szCs w:val="24"/>
-        </w:rPr>
-        <w:t>Explicit Key Scenario</w:t>
-      </w:r>
-    </w:p>
-    <w:p>
-      <w:pPr>
-        <w:pStyle w:val="Heading2"/>
-        <w:rPr>
-          <w:sz w:val="24"/>
-          <w:szCs w:val="24"/>
-        </w:rPr>
-      </w:pPr>
-      <w:r>
-        <w:rPr>
-          <w:sz w:val="24"/>
-          <w:szCs w:val="24"/>
-        </w:rPr>
-        <w:t>Steps to Reproduce</w:t>
-      </w:r>
-    </w:p>
-    <w:p>
-      <w:pPr>
-        <w:pStyle w:val="ListParagraph"/>
-        <w:numPr>
-          <w:ilvl w:val="0"/>
-          <w:numId w:val="17"/>
-        </w:numPr>
-        <w:rPr>
-          <w:sz w:val="24"/>
-          <w:szCs w:val="24"/>
-        </w:rPr>
-      </w:pPr>
-      <w:r>
-        <w:rPr>
-          <w:sz w:val="24"/>
-          <w:szCs w:val="24"/>
-        </w:rPr>
-        <w:t>Launch the application.</w:t>
-      </w:r>
-    </w:p>
-    <w:p>
-      <w:pPr>
-        <w:pStyle w:val="ListParagraph"/>
-        <w:numPr>
-          <w:ilvl w:val="0"/>
-          <w:numId w:val="17"/>
-        </w:numPr>
-        <w:rPr>
-          <w:sz w:val="24"/>
-          <w:szCs w:val="24"/>
-        </w:rPr>
-      </w:pPr>
-      <w:r>
-        <w:rPr>
-          <w:sz w:val="24"/>
-          <w:szCs w:val="24"/>
-        </w:rPr>
-        <w:t>Navigate to /client-validation or /server-validation.</w:t>
-      </w:r>
-    </w:p>
-    <w:p>
-      <w:pPr>
-        <w:pStyle w:val="ListParagraph"/>
-        <w:numPr>
-          <w:ilvl w:val="0"/>
-          <w:numId w:val="17"/>
-        </w:numPr>
-        <w:rPr>
-          <w:sz w:val="24"/>
-          <w:szCs w:val="24"/>
-        </w:rPr>
-      </w:pPr>
-      <w:r>
-        <w:rPr>
-          <w:sz w:val="24"/>
-          <w:szCs w:val="24"/>
-        </w:rPr>
-        <w:t>Leave the Missing Resource field empty.</w:t>
-      </w:r>
-    </w:p>
-    <w:p>
-      <w:pPr>
-        <w:pStyle w:val="ListParagraph"/>
-        <w:numPr>
-          <w:ilvl w:val="0"/>
-          <w:numId w:val="17"/>
-        </w:numPr>
-        <w:rPr>
-          <w:sz w:val="24"/>
-          <w:szCs w:val="24"/>
-        </w:rPr>
-      </w:pPr>
-      <w:r>
-        <w:rPr>
-          <w:sz w:val="24"/>
-          <w:szCs w:val="24"/>
-        </w:rPr>
-        <w:t>Submit the form.</w:t>
-      </w:r>
-    </w:p>
-    <w:p>
-      <w:pPr>
-        <w:rPr>
-          <w:b/>
-          <w:bCs/>
-          <w:sz w:val="24"/>
-          <w:szCs w:val="24"/>
-        </w:rPr>
-      </w:pPr>
-      <w:r>
-        <w:rPr>
-          <w:b/>
-          <w:bCs/>
-          <w:sz w:val="24"/>
-          <w:szCs w:val="24"/>
-        </w:rPr>
-        <w:t>Expected Result</w:t>
-      </w:r>
-    </w:p>
-    <w:p>
-      <w:pPr>
-        <w:rPr>
-          <w:sz w:val="24"/>
-          <w:szCs w:val="24"/>
-        </w:rPr>
-      </w:pPr>
-      <w:r>
-        <w:rPr>
-          <w:sz w:val="24"/>
-          <w:szCs w:val="24"/>
-        </w:rPr>
-        <w:t>A readable built-in validation message is displayed.</w:t>
-      </w:r>
-    </w:p>
-    <w:p>
-      <w:pPr>
-        <w:rPr>
-          <w:b/>
-          <w:bCs/>
-          <w:sz w:val="24"/>
-          <w:szCs w:val="24"/>
-        </w:rPr>
-      </w:pPr>
-      <w:r>
-        <w:rPr>
-          <w:b/>
-          <w:bCs/>
-          <w:sz w:val="24"/>
-          <w:szCs w:val="24"/>
-        </w:rPr>
-        <w:t>Actual Result</w:t>
-      </w:r>
-    </w:p>
-    <w:p>
-      <w:pPr>
-        <w:rPr>
-          <w:sz w:val="24"/>
-          <w:szCs w:val="24"/>
-        </w:rPr>
-      </w:pPr>
-      <w:r>
-        <w:rPr>
-          <w:sz w:val="24"/>
-          <w:szCs w:val="24"/>
-        </w:rPr>
-        <w:t>The raw key ResourceKeyThatDoesNotExist is displayed.</w:t>
-      </w:r>
-    </w:p>
-    <w:p>
-      <w:pPr>
-        <w:pStyle w:val="ListParagraph"/>
-        <w:numPr>
-          <w:ilvl w:val="0"/>
-          <w:numId w:val="25"/>
-        </w:numPr>
-        <w:rPr>
-          <w:b/>
-          <w:bCs/>
-          <w:sz w:val="24"/>
-          <w:szCs w:val="24"/>
-        </w:rPr>
-      </w:pPr>
-      <w:r>
-        <w:rPr>
-          <w:b/>
-          <w:bCs/>
-          <w:sz w:val="24"/>
-          <w:szCs w:val="24"/>
-        </w:rPr>
-        <w:lastRenderedPageBreak/>
-        <w:t>Convention-Based Key Scenario</w:t>
-      </w:r>
-    </w:p>
-    <w:p>
-      <w:pPr>
-        <w:pStyle w:val="Heading2"/>
-        <w:rPr>
-          <w:sz w:val="24"/>
-          <w:szCs w:val="24"/>
-        </w:rPr>
-      </w:pPr>
-      <w:r>
-        <w:rPr>
-          <w:sz w:val="24"/>
-          <w:szCs w:val="24"/>
-        </w:rPr>
-        <w:t>Steps to Reproduce</w:t>
-      </w:r>
-    </w:p>
-    <w:p>
-      <w:pPr>
-        <w:pStyle w:val="ListParagraph"/>
-        <w:numPr>
-          <w:ilvl w:val="0"/>
-          <w:numId w:val="18"/>
-        </w:numPr>
-        <w:rPr>
-          <w:sz w:val="24"/>
-          <w:szCs w:val="24"/>
-        </w:rPr>
-      </w:pPr>
-      <w:r>
-        <w:rPr>
-          <w:sz w:val="24"/>
-          <w:szCs w:val="24"/>
-        </w:rPr>
-        <w:t>Remove ServerValidationModel_ConventionalName_RequiredAttribute_Error from ServerValidationMessages.de-DE.resx.</w:t>
-      </w:r>
-    </w:p>
-    <w:p>
-      <w:pPr>
-        <w:pStyle w:val="ListParagraph"/>
-        <w:numPr>
-          <w:ilvl w:val="0"/>
-          <w:numId w:val="18"/>
-        </w:numPr>
-        <w:rPr>
-          <w:sz w:val="24"/>
-          <w:szCs w:val="24"/>
-        </w:rPr>
-      </w:pPr>
-      <w:r>
-        <w:rPr>
-          <w:sz w:val="24"/>
-          <w:szCs w:val="24"/>
-        </w:rPr>
-        <w:t>Ensure the neutral resource file does not contain the key.</w:t>
-      </w:r>
-    </w:p>
-    <w:p>
-      <w:pPr>
-        <w:pStyle w:val="ListParagraph"/>
-        <w:numPr>
-          <w:ilvl w:val="0"/>
-          <w:numId w:val="18"/>
-        </w:numPr>
-        <w:rPr>
-          <w:sz w:val="24"/>
-          <w:szCs w:val="24"/>
-        </w:rPr>
-      </w:pPr>
-      <w:r>
-        <w:rPr>
-          <w:sz w:val="24"/>
-          <w:szCs w:val="24"/>
-        </w:rPr>
-        <w:t>Run the application with de-DE culture.</w:t>
-      </w:r>
-    </w:p>
-    <w:p>
-      <w:pPr>
-        <w:pStyle w:val="ListParagraph"/>
-        <w:numPr>
-          <w:ilvl w:val="0"/>
-          <w:numId w:val="18"/>
-        </w:numPr>
-        <w:rPr>
-          <w:sz w:val="24"/>
-          <w:szCs w:val="24"/>
-        </w:rPr>
-      </w:pPr>
-      <w:r>
-        <w:rPr>
-          <w:sz w:val="24"/>
-          <w:szCs w:val="24"/>
-        </w:rPr>
-        <w:t>Leave Conventional Name empty and submit.</w:t>
-      </w:r>
-    </w:p>
-    <w:p>
-      <w:pPr>
-        <w:rPr>
-          <w:b/>
-          <w:bCs/>
-          <w:sz w:val="24"/>
-          <w:szCs w:val="24"/>
-        </w:rPr>
-      </w:pPr>
-      <w:r>
-        <w:rPr>
-          <w:b/>
-          <w:bCs/>
-          <w:sz w:val="24"/>
-          <w:szCs w:val="24"/>
-        </w:rPr>
-        <w:t>Expected Result</w:t>
-      </w:r>
-    </w:p>
-    <w:p>
-      <w:pPr>
-        <w:rPr>
-          <w:sz w:val="24"/>
-          <w:szCs w:val="24"/>
-        </w:rPr>
-      </w:pPr>
-      <w:r>
-        <w:rPr>
-          <w:sz w:val="24"/>
-          <w:szCs w:val="24"/>
-        </w:rPr>
-        <w:t>Built-in Required message is shown.</w:t>
-      </w:r>
-    </w:p>
-    <w:p>
-      <w:pPr>
-        <w:rPr>
-          <w:b/>
-          <w:bCs/>
-          <w:sz w:val="24"/>
-          <w:szCs w:val="24"/>
-        </w:rPr>
-      </w:pPr>
-      <w:r>
-        <w:rPr>
-          <w:b/>
-          <w:bCs/>
-          <w:sz w:val="24"/>
-          <w:szCs w:val="24"/>
-        </w:rPr>
-        <w:t>Actual Result</w:t>
-      </w:r>
-    </w:p>
-    <w:p>
-      <w:pPr>
-        <w:rPr>
-          <w:sz w:val="24"/>
-          <w:szCs w:val="24"/>
-        </w:rPr>
-      </w:pPr>
-      <w:r>
-        <w:rPr>
-          <w:sz w:val="24"/>
-          <w:szCs w:val="24"/>
-        </w:rPr>
-        <w:t>Raw key or ResourceNotFound value is displayed.</w:t>
+        <w:t>No issues were found while testing.</w:t>
       </w:r>
     </w:p>
     <w:p>
@@ -3699,7 +2988,7 @@
           <w:sz w:val="24"/>
           <w:szCs w:val="24"/>
         </w:rPr>
-        <w:t xml:space="preserve">Passed </w:t>
+        <w:t>Passed</w:t>
       </w:r>
       <w:r>
         <w:rPr>
@@ -3707,7 +2996,7 @@
           <w:sz w:val="24"/>
           <w:szCs w:val="24"/>
         </w:rPr>
-        <w:t>with one issue identified.</w:t>
+        <w:t>.</w:t>
       </w:r>
     </w:p>
     <w:p>
@@ -3724,13 +3013,12 @@
           <w:sz w:val="24"/>
           <w:szCs w:val="24"/>
         </w:rPr>
-        <w:t>All documented localization scenarios were validated successfully across Static SSR, Interactive Server, and Interactive WebAssembly render modes. Expected localized messages were displayed correctly for supported cultures, nested object validation, collection validation, and validation state transitions.</w:t>
+        <w:t>Overall Result: Pass.</w:t>
       </w:r>
     </w:p>
     <w:p>
       <w:pPr>
         <w:rPr>
-          <w:bCs/>
           <w:sz w:val="24"/>
           <w:szCs w:val="24"/>
         </w:rPr>
@@ -3741,50 +3029,8 @@
           <w:sz w:val="24"/>
           <w:szCs w:val="24"/>
         </w:rPr>
-        <w:t xml:space="preserve">A single issue was identified involving </w:t>
+        <w:t>All mandatory validation conditions for dotnet/aspnetcore#69524 were executed and verified in the required Static SSR and Interactive WebAssembly configurations. Both modes use the same shared [ValidatableType] ContactModel for the Name and Email scenario. In fr-FR, both modes display the same localized conventional Name message and explicit Email message. In de-DE, both modes display the same readable built-in fallback Name message while preserving the translated explicit Email message. Correcting Name and Email clears their validation messages in both required modes. The visible UI culture indicator matched the selected culture during each validation run.</w:t>
       </w:r>
-      <w:r>
-        <w:rPr>
-          <w:b/>
-          <w:bCs/>
-          <w:sz w:val="24"/>
-          <w:szCs w:val="24"/>
-        </w:rPr>
-        <w:t>missing-resource-key fallback behavior</w:t>
-      </w:r>
-      <w:r>
-        <w:rPr>
-          <w:bCs/>
-          <w:sz w:val="24"/>
-          <w:szCs w:val="24"/>
-        </w:rPr>
-        <w:t>. When a localization resource key cannot be resolved, all render modes display unresolved resource keys instead of falling back to a readable built-in validation message as documented. The issue affects both explicit and convention-based validation keys.</w:t>
-      </w:r>
-    </w:p>
-    <w:p>
-      <w:pPr>
-        <w:rPr>
-          <w:bCs/>
-          <w:sz w:val="24"/>
-          <w:szCs w:val="24"/>
-        </w:rPr>
-      </w:pPr>
-      <w:r>
-        <w:rPr>
-          <w:bCs/>
-          <w:sz w:val="24"/>
-          <w:szCs w:val="24"/>
-        </w:rPr>
-        <w:t>Apart from this identified issue, localized validation messages, formatted messages, nested object validation, collection validation, culture-specific resources, and validation state transitions behaved as expected across the tested render modes.</w:t>
-      </w:r>
-    </w:p>
-    <w:p>
-      <w:pPr>
-        <w:rPr>
-          <w:sz w:val="24"/>
-          <w:szCs w:val="24"/>
-        </w:rPr>
-      </w:pPr>
     </w:p>
     <w:sectPr>
       <w:footerReference w:type="default" r:id="rId15"/>
@@ -6898,6 +6144,7 @@
   <w:style w:type="character" w:default="1" w:styleId="DefaultParagraphFont">
     <w:name w:val="Default Paragraph Font"/>
     <w:uiPriority w:val="1"/>
+    <w:semiHidden/>
     <w:unhideWhenUsed/>
   </w:style>
   <w:style w:type="table" w:default="1" w:styleId="TableNormal">
